--- a/项目出现的问题以及总结.docx
+++ b/项目出现的问题以及总结.docx
@@ -3577,512 +3577,1328 @@
         </w:rPr>
         <w:t>m_container.reset()重置容器</w:t>
       </w:r>
+      <w:r>
+        <w:rPr>
+          <w:rFonts w:asciiTheme="minorHAnsi" w:hAnsiTheme="minorHAnsi" w:eastAsiaTheme="minorEastAsia" w:cstheme="minorBidi"/>
+          <w:kern w:val="2"/>
+          <w:sz w:val="21"/>
+          <w:szCs w:val="24"/>
+          <w:lang w:val="en-US" w:eastAsia="zh-CN" w:bidi="ar-SA"/>
+        </w:rPr>
+        <w:t>确保测试独立性</w:t>
+      </w:r>
+    </w:p>
+    <w:p>
+      <w:pPr>
+        <w:widowControl w:val="0"/>
+        <w:ind w:left="0" w:leftChars="0" w:firstLine="0" w:firstLineChars="0"/>
+        <w:jc w:val="both"/>
+        <w:rPr>
+          <w:rFonts w:hint="eastAsia" w:asciiTheme="minorHAnsi" w:hAnsiTheme="minorHAnsi" w:eastAsiaTheme="minorEastAsia" w:cstheme="minorBidi"/>
+          <w:b/>
+          <w:kern w:val="2"/>
+          <w:sz w:val="21"/>
+          <w:szCs w:val="24"/>
+          <w:lang w:val="en-US" w:eastAsia="zh-CN" w:bidi="ar-SA"/>
+        </w:rPr>
+      </w:pPr>
+      <w:r>
+        <w:rPr>
+          <w:rFonts w:hint="eastAsia" w:asciiTheme="minorHAnsi" w:hAnsiTheme="minorHAnsi" w:eastAsiaTheme="minorEastAsia" w:cstheme="minorBidi"/>
+          <w:b/>
+          <w:kern w:val="2"/>
+          <w:sz w:val="21"/>
+          <w:szCs w:val="24"/>
+          <w:lang w:val="en-US" w:eastAsia="zh-CN" w:bidi="ar-SA"/>
+        </w:rPr>
+        <w:t>2.2 容器指针悬空问题</w:t>
+      </w:r>
+    </w:p>
+    <w:p>
+      <w:pPr>
+        <w:widowControl w:val="0"/>
+        <w:numPr>
+          <w:ilvl w:val="0"/>
+          <w:numId w:val="18"/>
+        </w:numPr>
+        <w:ind w:left="420" w:leftChars="0" w:hanging="420" w:firstLineChars="0"/>
+        <w:jc w:val="both"/>
+        <w:rPr>
+          <w:rFonts w:asciiTheme="minorHAnsi" w:hAnsiTheme="minorHAnsi" w:eastAsiaTheme="minorEastAsia" w:cstheme="minorBidi"/>
+          <w:kern w:val="2"/>
+          <w:sz w:val="21"/>
+          <w:szCs w:val="24"/>
+          <w:lang w:val="en-US" w:eastAsia="zh-CN" w:bidi="ar-SA"/>
+        </w:rPr>
+      </w:pPr>
+      <w:r>
+        <w:rPr>
+          <w:rFonts w:asciiTheme="minorHAnsi" w:hAnsiTheme="minorHAnsi" w:eastAsiaTheme="minorEastAsia" w:cstheme="minorBidi"/>
+          <w:kern w:val="2"/>
+          <w:sz w:val="21"/>
+          <w:szCs w:val="24"/>
+          <w:lang w:val="en-US" w:eastAsia="zh-CN" w:bidi="ar-SA"/>
+        </w:rPr>
+        <w:t>问题：PageManager持有容器指针，在容器销毁后成为悬空指针，访问时崩溃</w:t>
+      </w:r>
+    </w:p>
+    <w:p>
+      <w:pPr>
+        <w:widowControl w:val="0"/>
+        <w:numPr>
+          <w:ilvl w:val="0"/>
+          <w:numId w:val="18"/>
+        </w:numPr>
+        <w:ind w:left="420" w:leftChars="0" w:hanging="420" w:firstLineChars="0"/>
+        <w:jc w:val="both"/>
+        <w:rPr>
+          <w:rFonts w:asciiTheme="minorHAnsi" w:hAnsiTheme="minorHAnsi" w:eastAsiaTheme="minorEastAsia" w:cstheme="minorBidi"/>
+          <w:kern w:val="2"/>
+          <w:sz w:val="21"/>
+          <w:szCs w:val="24"/>
+          <w:lang w:val="en-US" w:eastAsia="zh-CN" w:bidi="ar-SA"/>
+        </w:rPr>
+      </w:pPr>
+      <w:r>
+        <w:rPr>
+          <w:rFonts w:asciiTheme="minorHAnsi" w:hAnsiTheme="minorHAnsi" w:eastAsiaTheme="minorEastAsia" w:cstheme="minorBidi"/>
+          <w:kern w:val="2"/>
+          <w:sz w:val="21"/>
+          <w:szCs w:val="24"/>
+          <w:lang w:val="en-US" w:eastAsia="zh-CN" w:bidi="ar-SA"/>
+        </w:rPr>
+        <w:t>解决：</w:t>
+      </w:r>
+    </w:p>
+    <w:p>
+      <w:pPr>
+        <w:widowControl w:val="0"/>
+        <w:numPr>
+          <w:ilvl w:val="0"/>
+          <w:numId w:val="19"/>
+        </w:numPr>
+        <w:ind w:left="840" w:leftChars="200" w:hanging="420" w:firstLineChars="0"/>
+        <w:jc w:val="both"/>
+        <w:rPr>
+          <w:rFonts w:asciiTheme="minorHAnsi" w:hAnsiTheme="minorHAnsi" w:eastAsiaTheme="minorEastAsia" w:cstheme="minorBidi"/>
+          <w:kern w:val="2"/>
+          <w:sz w:val="21"/>
+          <w:szCs w:val="24"/>
+          <w:lang w:val="en-US" w:eastAsia="zh-CN" w:bidi="ar-SA"/>
+        </w:rPr>
+      </w:pPr>
+      <w:r>
+        <w:rPr>
+          <w:rFonts w:asciiTheme="minorHAnsi" w:hAnsiTheme="minorHAnsi" w:eastAsiaTheme="minorEastAsia" w:cstheme="minorBidi"/>
+          <w:kern w:val="2"/>
+          <w:sz w:val="21"/>
+          <w:szCs w:val="24"/>
+          <w:lang w:val="en-US" w:eastAsia="zh-CN" w:bidi="ar-SA"/>
+        </w:rPr>
+        <w:t>在initialize函数中只打印指针地址，不解引用</w:t>
+      </w:r>
+    </w:p>
+    <w:p>
+      <w:pPr>
+        <w:widowControl w:val="0"/>
+        <w:numPr>
+          <w:ilvl w:val="0"/>
+          <w:numId w:val="19"/>
+        </w:numPr>
+        <w:ind w:left="840" w:leftChars="200" w:hanging="420" w:firstLineChars="0"/>
+        <w:jc w:val="both"/>
+        <w:rPr>
+          <w:rFonts w:asciiTheme="minorHAnsi" w:hAnsiTheme="minorHAnsi" w:eastAsiaTheme="minorEastAsia" w:cstheme="minorBidi"/>
+          <w:kern w:val="2"/>
+          <w:sz w:val="21"/>
+          <w:szCs w:val="24"/>
+          <w:lang w:val="en-US" w:eastAsia="zh-CN" w:bidi="ar-SA"/>
+        </w:rPr>
+      </w:pPr>
+      <w:r>
+        <w:rPr>
+          <w:rFonts w:asciiTheme="minorHAnsi" w:hAnsiTheme="minorHAnsi" w:eastAsiaTheme="minorEastAsia" w:cstheme="minorBidi"/>
+          <w:kern w:val="2"/>
+          <w:sz w:val="21"/>
+          <w:szCs w:val="24"/>
+          <w:lang w:val="en-US" w:eastAsia="zh-CN" w:bidi="ar-SA"/>
+        </w:rPr>
+        <w:t>在cleanup函数中添加QApplication存在性检查</w:t>
+      </w:r>
+    </w:p>
+    <w:p>
+      <w:pPr>
+        <w:widowControl w:val="0"/>
+        <w:numPr>
+          <w:ilvl w:val="0"/>
+          <w:numId w:val="19"/>
+        </w:numPr>
+        <w:ind w:left="840" w:leftChars="200" w:hanging="420" w:firstLineChars="0"/>
+        <w:jc w:val="both"/>
+        <w:rPr>
+          <w:rFonts w:asciiTheme="minorHAnsi" w:hAnsiTheme="minorHAnsi" w:eastAsiaTheme="minorEastAsia" w:cstheme="minorBidi"/>
+          <w:kern w:val="2"/>
+          <w:sz w:val="21"/>
+          <w:szCs w:val="24"/>
+          <w:lang w:val="en-US" w:eastAsia="zh-CN" w:bidi="ar-SA"/>
+        </w:rPr>
+      </w:pPr>
+      <w:r>
+        <w:rPr>
+          <w:rFonts w:asciiTheme="minorHAnsi" w:hAnsiTheme="minorHAnsi" w:eastAsiaTheme="minorEastAsia" w:cstheme="minorBidi"/>
+          <w:kern w:val="2"/>
+          <w:sz w:val="21"/>
+          <w:szCs w:val="24"/>
+          <w:lang w:val="en-US" w:eastAsia="zh-CN" w:bidi="ar-SA"/>
+        </w:rPr>
+        <w:t>确保在QApplication销毁前重置PageManager状态</w:t>
+      </w:r>
+    </w:p>
+    <w:p>
+      <w:pPr>
+        <w:widowControl w:val="0"/>
+        <w:ind w:left="0" w:leftChars="0" w:firstLine="0" w:firstLineChars="0"/>
+        <w:jc w:val="both"/>
+        <w:rPr>
+          <w:rFonts w:hint="eastAsia" w:asciiTheme="minorHAnsi" w:hAnsiTheme="minorHAnsi" w:eastAsiaTheme="minorEastAsia" w:cstheme="minorBidi"/>
+          <w:b/>
+          <w:kern w:val="2"/>
+          <w:sz w:val="21"/>
+          <w:szCs w:val="24"/>
+          <w:lang w:val="en-US" w:eastAsia="zh-CN" w:bidi="ar-SA"/>
+        </w:rPr>
+      </w:pPr>
+      <w:r>
+        <w:rPr>
+          <w:rFonts w:hint="eastAsia" w:asciiTheme="minorHAnsi" w:hAnsiTheme="minorHAnsi" w:eastAsiaTheme="minorEastAsia" w:cstheme="minorBidi"/>
+          <w:b/>
+          <w:kern w:val="2"/>
+          <w:sz w:val="21"/>
+          <w:szCs w:val="24"/>
+          <w:lang w:val="en-US" w:eastAsia="zh-CN" w:bidi="ar-SA"/>
+        </w:rPr>
+        <w:t>2.3 信号测试计数问题</w:t>
+      </w:r>
+    </w:p>
+    <w:p>
+      <w:pPr>
+        <w:widowControl w:val="0"/>
+        <w:numPr>
+          <w:ilvl w:val="0"/>
+          <w:numId w:val="18"/>
+        </w:numPr>
+        <w:ind w:left="420" w:leftChars="0" w:hanging="420" w:firstLineChars="0"/>
+        <w:jc w:val="both"/>
+        <w:rPr>
+          <w:rFonts w:asciiTheme="minorHAnsi" w:hAnsiTheme="minorHAnsi" w:eastAsiaTheme="minorEastAsia" w:cstheme="minorBidi"/>
+          <w:kern w:val="2"/>
+          <w:sz w:val="21"/>
+          <w:szCs w:val="24"/>
+          <w:lang w:val="en-US" w:eastAsia="zh-CN" w:bidi="ar-SA"/>
+        </w:rPr>
+      </w:pPr>
+      <w:r>
+        <w:rPr>
+          <w:rFonts w:asciiTheme="minorHAnsi" w:hAnsiTheme="minorHAnsi" w:eastAsiaTheme="minorEastAsia" w:cstheme="minorBidi"/>
+          <w:kern w:val="2"/>
+          <w:sz w:val="21"/>
+          <w:szCs w:val="24"/>
+          <w:lang w:val="en-US" w:eastAsia="zh-CN" w:bidi="ar-SA"/>
+        </w:rPr>
+        <w:t>问题：信号测试中信号计数不正确，第二次验证失败</w:t>
+      </w:r>
+    </w:p>
+    <w:p>
+      <w:pPr>
+        <w:widowControl w:val="0"/>
+        <w:numPr>
+          <w:ilvl w:val="0"/>
+          <w:numId w:val="18"/>
+        </w:numPr>
+        <w:ind w:left="420" w:leftChars="0" w:hanging="420" w:firstLineChars="0"/>
+        <w:jc w:val="both"/>
+        <w:rPr>
+          <w:rFonts w:asciiTheme="minorHAnsi" w:hAnsiTheme="minorHAnsi" w:eastAsiaTheme="minorEastAsia" w:cstheme="minorBidi"/>
+          <w:kern w:val="2"/>
+          <w:sz w:val="21"/>
+          <w:szCs w:val="24"/>
+          <w:lang w:val="en-US" w:eastAsia="zh-CN" w:bidi="ar-SA"/>
+        </w:rPr>
+      </w:pPr>
+      <w:r>
+        <w:rPr>
+          <w:rFonts w:asciiTheme="minorHAnsi" w:hAnsiTheme="minorHAnsi" w:eastAsiaTheme="minorEastAsia" w:cstheme="minorBidi"/>
+          <w:kern w:val="2"/>
+          <w:sz w:val="21"/>
+          <w:szCs w:val="24"/>
+          <w:lang w:val="en-US" w:eastAsia="zh-CN" w:bidi="ar-SA"/>
+        </w:rPr>
+        <w:t>解决：</w:t>
+      </w:r>
+    </w:p>
+    <w:p>
+      <w:pPr>
+        <w:widowControl w:val="0"/>
+        <w:numPr>
+          <w:ilvl w:val="0"/>
+          <w:numId w:val="20"/>
+        </w:numPr>
+        <w:ind w:left="840" w:leftChars="200" w:hanging="420" w:firstLineChars="0"/>
+        <w:jc w:val="both"/>
+        <w:rPr>
+          <w:rFonts w:asciiTheme="minorHAnsi" w:hAnsiTheme="minorHAnsi" w:eastAsiaTheme="minorEastAsia" w:cstheme="minorBidi"/>
+          <w:kern w:val="2"/>
+          <w:sz w:val="21"/>
+          <w:szCs w:val="24"/>
+          <w:lang w:val="en-US" w:eastAsia="zh-CN" w:bidi="ar-SA"/>
+        </w:rPr>
+      </w:pPr>
+      <w:r>
+        <w:rPr>
+          <w:rFonts w:asciiTheme="minorHAnsi" w:hAnsiTheme="minorHAnsi" w:eastAsiaTheme="minorEastAsia" w:cstheme="minorBidi"/>
+          <w:kern w:val="2"/>
+          <w:sz w:val="21"/>
+          <w:szCs w:val="24"/>
+          <w:lang w:val="en-US" w:eastAsia="zh-CN" w:bidi="ar-SA"/>
+        </w:rPr>
+        <w:t>在第二次验证前清空所有信号间谍</w:t>
+      </w:r>
+    </w:p>
+    <w:p>
+      <w:pPr>
+        <w:widowControl w:val="0"/>
+        <w:numPr>
+          <w:ilvl w:val="0"/>
+          <w:numId w:val="20"/>
+        </w:numPr>
+        <w:ind w:left="840" w:leftChars="200" w:hanging="420" w:firstLineChars="0"/>
+        <w:jc w:val="both"/>
+        <w:rPr>
+          <w:rFonts w:asciiTheme="minorHAnsi" w:hAnsiTheme="minorHAnsi" w:eastAsiaTheme="minorEastAsia" w:cstheme="minorBidi"/>
+          <w:kern w:val="2"/>
+          <w:sz w:val="21"/>
+          <w:szCs w:val="24"/>
+          <w:lang w:val="en-US" w:eastAsia="zh-CN" w:bidi="ar-SA"/>
+        </w:rPr>
+      </w:pPr>
+      <w:r>
+        <w:rPr>
+          <w:rFonts w:asciiTheme="minorHAnsi" w:hAnsiTheme="minorHAnsi" w:eastAsiaTheme="minorEastAsia" w:cstheme="minorBidi"/>
+          <w:kern w:val="2"/>
+          <w:sz w:val="21"/>
+          <w:szCs w:val="24"/>
+          <w:lang w:val="en-US" w:eastAsia="zh-CN" w:bidi="ar-SA"/>
+        </w:rPr>
+        <w:t>添加安全性检查，避免访问无效信号</w:t>
+      </w:r>
+    </w:p>
+    <w:p>
+      <w:pPr>
+        <w:widowControl w:val="0"/>
+        <w:numPr>
+          <w:ilvl w:val="0"/>
+          <w:numId w:val="20"/>
+        </w:numPr>
+        <w:ind w:left="840" w:leftChars="200" w:hanging="420" w:firstLineChars="0"/>
+        <w:jc w:val="both"/>
+        <w:rPr>
+          <w:rFonts w:asciiTheme="minorHAnsi" w:hAnsiTheme="minorHAnsi" w:eastAsiaTheme="minorEastAsia" w:cstheme="minorBidi"/>
+          <w:kern w:val="2"/>
+          <w:sz w:val="21"/>
+          <w:szCs w:val="24"/>
+          <w:lang w:val="en-US" w:eastAsia="zh-CN" w:bidi="ar-SA"/>
+        </w:rPr>
+      </w:pPr>
+      <w:r>
+        <w:rPr>
+          <w:rFonts w:asciiTheme="minorHAnsi" w:hAnsiTheme="minorHAnsi" w:eastAsiaTheme="minorEastAsia" w:cstheme="minorBidi"/>
+          <w:kern w:val="2"/>
+          <w:sz w:val="21"/>
+          <w:szCs w:val="24"/>
+          <w:lang w:val="en-US" w:eastAsia="zh-CN" w:bidi="ar-SA"/>
+        </w:rPr>
+        <w:t>正确管理信号间谍的计数状态</w:t>
+      </w:r>
+    </w:p>
+    <w:p>
+      <w:pPr>
+        <w:widowControl w:val="0"/>
+        <w:ind w:left="0" w:leftChars="0" w:firstLine="0" w:firstLineChars="0"/>
+        <w:jc w:val="both"/>
+        <w:rPr>
+          <w:rFonts w:hint="eastAsia" w:asciiTheme="minorHAnsi" w:hAnsiTheme="minorHAnsi" w:eastAsiaTheme="minorEastAsia" w:cstheme="minorBidi"/>
+          <w:b/>
+          <w:kern w:val="2"/>
+          <w:sz w:val="21"/>
+          <w:szCs w:val="24"/>
+          <w:lang w:val="en-US" w:eastAsia="zh-CN" w:bidi="ar-SA"/>
+        </w:rPr>
+      </w:pPr>
+      <w:r>
+        <w:rPr>
+          <w:rFonts w:hint="eastAsia" w:asciiTheme="minorHAnsi" w:hAnsiTheme="minorHAnsi" w:eastAsiaTheme="minorEastAsia" w:cstheme="minorBidi"/>
+          <w:b/>
+          <w:kern w:val="2"/>
+          <w:sz w:val="21"/>
+          <w:szCs w:val="24"/>
+          <w:lang w:val="en-US" w:eastAsia="zh-CN" w:bidi="ar-SA"/>
+        </w:rPr>
+        <w:t>2.4 程序退出时崩溃</w:t>
+      </w:r>
+    </w:p>
+    <w:p>
+      <w:pPr>
+        <w:widowControl w:val="0"/>
+        <w:ind w:left="0" w:leftChars="0"/>
+        <w:jc w:val="both"/>
+        <w:rPr>
+          <w:rFonts w:hint="eastAsia" w:asciiTheme="minorHAnsi" w:hAnsiTheme="minorHAnsi" w:eastAsiaTheme="minorEastAsia" w:cstheme="minorBidi"/>
+          <w:kern w:val="2"/>
+          <w:sz w:val="21"/>
+          <w:szCs w:val="24"/>
+          <w:lang w:val="en-US" w:eastAsia="zh-CN" w:bidi="ar-SA"/>
+        </w:rPr>
+      </w:pPr>
+      <w:r>
+        <w:rPr>
+          <w:rFonts w:hint="eastAsia" w:asciiTheme="minorHAnsi" w:hAnsiTheme="minorHAnsi" w:eastAsiaTheme="minorEastAsia" w:cstheme="minorBidi"/>
+          <w:kern w:val="2"/>
+          <w:sz w:val="21"/>
+          <w:szCs w:val="24"/>
+          <w:lang w:val="en-US" w:eastAsia="zh-CN" w:bidi="ar-SA"/>
+        </w:rPr>
+        <w:t>问题：程序退出时，PageFactory和PageStack析构函数尝试在QApplication销毁后清理Qt对象</w:t>
+      </w:r>
+    </w:p>
+    <w:p>
+      <w:pPr>
+        <w:widowControl w:val="0"/>
+        <w:numPr>
+          <w:ilvl w:val="0"/>
+          <w:numId w:val="20"/>
+        </w:numPr>
+        <w:ind w:left="420" w:leftChars="0" w:hanging="420" w:firstLineChars="0"/>
+        <w:jc w:val="both"/>
+        <w:rPr>
+          <w:rFonts w:asciiTheme="minorHAnsi" w:hAnsiTheme="minorHAnsi" w:eastAsiaTheme="minorEastAsia" w:cstheme="minorBidi"/>
+          <w:kern w:val="2"/>
+          <w:sz w:val="21"/>
+          <w:szCs w:val="24"/>
+          <w:lang w:val="en-US" w:eastAsia="zh-CN" w:bidi="ar-SA"/>
+        </w:rPr>
+      </w:pPr>
+      <w:r>
+        <w:rPr>
+          <w:rFonts w:asciiTheme="minorHAnsi" w:hAnsiTheme="minorHAnsi" w:eastAsiaTheme="minorEastAsia" w:cstheme="minorBidi"/>
+          <w:kern w:val="2"/>
+          <w:sz w:val="21"/>
+          <w:szCs w:val="24"/>
+          <w:lang w:val="en-US" w:eastAsia="zh-CN" w:bidi="ar-SA"/>
+        </w:rPr>
+        <w:t>解决：</w:t>
+      </w:r>
+    </w:p>
+    <w:p>
+      <w:pPr>
+        <w:widowControl w:val="0"/>
+        <w:numPr>
+          <w:ilvl w:val="0"/>
+          <w:numId w:val="21"/>
+        </w:numPr>
+        <w:ind w:left="840" w:leftChars="200" w:hanging="420" w:firstLineChars="0"/>
+        <w:jc w:val="both"/>
+        <w:rPr>
+          <w:rFonts w:asciiTheme="minorHAnsi" w:hAnsiTheme="minorHAnsi" w:eastAsiaTheme="minorEastAsia" w:cstheme="minorBidi"/>
+          <w:kern w:val="2"/>
+          <w:sz w:val="21"/>
+          <w:szCs w:val="24"/>
+          <w:lang w:val="en-US" w:eastAsia="zh-CN" w:bidi="ar-SA"/>
+        </w:rPr>
+      </w:pPr>
+      <w:r>
+        <w:rPr>
+          <w:rFonts w:asciiTheme="minorHAnsi" w:hAnsiTheme="minorHAnsi" w:eastAsiaTheme="minorEastAsia" w:cstheme="minorBidi"/>
+          <w:kern w:val="2"/>
+          <w:sz w:val="21"/>
+          <w:szCs w:val="24"/>
+          <w:lang w:val="en-US" w:eastAsia="zh-CN" w:bidi="ar-SA"/>
+        </w:rPr>
+        <w:t>在析构函数中添加QApplication存在性检查</w:t>
+      </w:r>
+    </w:p>
+    <w:p>
+      <w:pPr>
+        <w:widowControl w:val="0"/>
+        <w:numPr>
+          <w:ilvl w:val="0"/>
+          <w:numId w:val="21"/>
+        </w:numPr>
+        <w:ind w:left="840" w:leftChars="200" w:hanging="420" w:firstLineChars="0"/>
+        <w:jc w:val="both"/>
+        <w:rPr>
+          <w:rFonts w:asciiTheme="minorHAnsi" w:hAnsiTheme="minorHAnsi" w:eastAsiaTheme="minorEastAsia" w:cstheme="minorBidi"/>
+          <w:kern w:val="2"/>
+          <w:sz w:val="21"/>
+          <w:szCs w:val="24"/>
+          <w:lang w:val="en-US" w:eastAsia="zh-CN" w:bidi="ar-SA"/>
+        </w:rPr>
+      </w:pPr>
+      <w:r>
+        <w:rPr>
+          <w:rFonts w:asciiTheme="minorHAnsi" w:hAnsiTheme="minorHAnsi" w:eastAsiaTheme="minorEastAsia" w:cstheme="minorBidi"/>
+          <w:kern w:val="2"/>
+          <w:sz w:val="21"/>
+          <w:szCs w:val="24"/>
+          <w:lang w:val="en-US" w:eastAsia="zh-CN" w:bidi="ar-SA"/>
+        </w:rPr>
+        <w:t>程序退出时不执行Qt对象清理</w:t>
+      </w:r>
+    </w:p>
+    <w:p>
+      <w:pPr>
+        <w:widowControl w:val="0"/>
+        <w:numPr>
+          <w:ilvl w:val="0"/>
+          <w:numId w:val="21"/>
+        </w:numPr>
+        <w:ind w:left="840" w:leftChars="200" w:hanging="420" w:firstLineChars="0"/>
+        <w:jc w:val="both"/>
+        <w:rPr>
+          <w:rFonts w:asciiTheme="minorHAnsi" w:hAnsiTheme="minorHAnsi" w:eastAsiaTheme="minorEastAsia" w:cstheme="minorBidi"/>
+          <w:kern w:val="2"/>
+          <w:sz w:val="21"/>
+          <w:szCs w:val="24"/>
+          <w:lang w:val="en-US" w:eastAsia="zh-CN" w:bidi="ar-SA"/>
+        </w:rPr>
+      </w:pPr>
+      <w:r>
+        <w:rPr>
+          <w:rFonts w:asciiTheme="minorHAnsi" w:hAnsiTheme="minorHAnsi" w:eastAsiaTheme="minorEastAsia" w:cstheme="minorBidi"/>
+          <w:kern w:val="2"/>
+          <w:sz w:val="21"/>
+          <w:szCs w:val="24"/>
+          <w:lang w:val="en-US" w:eastAsia="zh-CN" w:bidi="ar-SA"/>
+        </w:rPr>
+        <w:t>让操作系统在程序退出时回收内存</w:t>
+      </w:r>
+    </w:p>
+    <w:p>
+      <w:pPr>
+        <w:widowControl w:val="0"/>
+        <w:numPr>
+          <w:ilvl w:val="0"/>
+          <w:numId w:val="0"/>
+        </w:numPr>
+        <w:ind w:leftChars="200"/>
+        <w:jc w:val="both"/>
+        <w:rPr>
+          <w:rFonts w:asciiTheme="minorHAnsi" w:hAnsiTheme="minorHAnsi" w:eastAsiaTheme="minorEastAsia" w:cstheme="minorBidi"/>
+          <w:kern w:val="2"/>
+          <w:sz w:val="21"/>
+          <w:szCs w:val="24"/>
+          <w:lang w:val="en-US" w:eastAsia="zh-CN" w:bidi="ar-SA"/>
+        </w:rPr>
+      </w:pPr>
+    </w:p>
+    <w:p>
+      <w:pPr>
+        <w:widowControl w:val="0"/>
+        <w:numPr>
+          <w:ilvl w:val="0"/>
+          <w:numId w:val="0"/>
+        </w:numPr>
+        <w:ind w:leftChars="200"/>
+        <w:jc w:val="both"/>
+        <w:rPr>
+          <w:rFonts w:asciiTheme="minorHAnsi" w:hAnsiTheme="minorHAnsi" w:eastAsiaTheme="minorEastAsia" w:cstheme="minorBidi"/>
+          <w:kern w:val="2"/>
+          <w:sz w:val="21"/>
+          <w:szCs w:val="24"/>
+          <w:lang w:val="en-US" w:eastAsia="zh-CN" w:bidi="ar-SA"/>
+        </w:rPr>
+      </w:pPr>
+      <w:r>
+        <w:rPr>
+          <w:rFonts w:hint="default" w:asciiTheme="minorHAnsi" w:hAnsiTheme="minorHAnsi" w:eastAsiaTheme="minorEastAsia" w:cstheme="minorBidi"/>
+          <w:kern w:val="2"/>
+          <w:sz w:val="21"/>
+          <w:szCs w:val="24"/>
+          <w:lang w:val="en-US" w:eastAsia="zh-CN" w:bidi="ar-SA"/>
+        </w:rPr>
+        <w:t>在测试的 </w:t>
+      </w:r>
+      <w:r>
+        <w:rPr>
+          <w:rFonts w:asciiTheme="minorHAnsi" w:hAnsiTheme="minorHAnsi" w:eastAsiaTheme="minorEastAsia" w:cstheme="minorBidi"/>
+          <w:kern w:val="2"/>
+          <w:sz w:val="21"/>
+          <w:szCs w:val="24"/>
+          <w:lang w:val="en-US" w:eastAsia="zh-CN" w:bidi="ar-SA"/>
+        </w:rPr>
+        <w:t>TearDown</w:t>
+      </w:r>
+      <w:r>
+        <w:rPr>
+          <w:rFonts w:hint="default" w:asciiTheme="minorHAnsi" w:hAnsiTheme="minorHAnsi" w:eastAsiaTheme="minorEastAsia" w:cstheme="minorBidi"/>
+          <w:kern w:val="2"/>
+          <w:sz w:val="21"/>
+          <w:szCs w:val="24"/>
+          <w:lang w:val="en-US" w:eastAsia="zh-CN" w:bidi="ar-SA"/>
+        </w:rPr>
+        <w:t> 阶段，QApplication 被销毁，这可能导致 ThemeManager 单例被销毁。但是，SystemSidebar 的动画可能仍在运行，尝试访问已销毁的 ThemeManager，导致崩溃。</w:t>
+      </w:r>
+    </w:p>
+    <w:p>
+      <w:pPr>
+        <w:widowControl w:val="0"/>
+        <w:numPr>
+          <w:ilvl w:val="0"/>
+          <w:numId w:val="0"/>
+        </w:numPr>
+        <w:ind w:leftChars="200"/>
+        <w:jc w:val="both"/>
+        <w:rPr>
+          <w:rFonts w:hint="default" w:asciiTheme="minorHAnsi" w:hAnsiTheme="minorHAnsi" w:eastAsiaTheme="minorEastAsia" w:cstheme="minorBidi"/>
+          <w:kern w:val="2"/>
+          <w:sz w:val="21"/>
+          <w:szCs w:val="24"/>
+          <w:lang w:val="en-US" w:eastAsia="zh-CN" w:bidi="ar-SA"/>
+        </w:rPr>
+      </w:pPr>
+      <w:r>
+        <w:rPr>
+          <w:rFonts w:hint="default" w:asciiTheme="minorHAnsi" w:hAnsiTheme="minorHAnsi" w:eastAsiaTheme="minorEastAsia" w:cstheme="minorBidi"/>
+          <w:kern w:val="2"/>
+          <w:sz w:val="21"/>
+          <w:szCs w:val="24"/>
+          <w:lang w:val="en-US" w:eastAsia="zh-CN" w:bidi="ar-SA"/>
+        </w:rPr>
+        <w:t>此外，SystemSidebar 对象可能在动画完成前被销毁，导致 QPropertyAnimation 尝试访问已销毁的对象。</w:t>
+      </w:r>
+    </w:p>
+    <w:p>
+      <w:pPr>
+        <w:widowControl w:val="0"/>
+        <w:numPr>
+          <w:ilvl w:val="0"/>
+          <w:numId w:val="0"/>
+        </w:numPr>
+        <w:ind w:leftChars="200"/>
+        <w:jc w:val="both"/>
+        <w:rPr>
+          <w:rFonts w:hint="default" w:asciiTheme="minorHAnsi" w:hAnsiTheme="minorHAnsi" w:eastAsiaTheme="minorEastAsia" w:cstheme="minorBidi"/>
+          <w:kern w:val="2"/>
+          <w:sz w:val="21"/>
+          <w:szCs w:val="24"/>
+          <w:lang w:val="en-US" w:eastAsia="zh-CN" w:bidi="ar-SA"/>
+        </w:rPr>
+      </w:pPr>
+      <w:r>
+        <w:rPr>
+          <w:rFonts w:hint="default" w:asciiTheme="minorHAnsi" w:hAnsiTheme="minorHAnsi" w:eastAsiaTheme="minorEastAsia" w:cstheme="minorBidi"/>
+          <w:kern w:val="2"/>
+          <w:sz w:val="21"/>
+          <w:szCs w:val="24"/>
+          <w:lang w:val="en-US" w:eastAsia="zh-CN" w:bidi="ar-SA"/>
+        </w:rPr>
+        <w:t>基于这些分析，我认为最可能的问题是：</w:t>
+      </w:r>
+    </w:p>
+    <w:p>
+      <w:pPr>
+        <w:widowControl w:val="0"/>
+        <w:numPr>
+          <w:ilvl w:val="0"/>
+          <w:numId w:val="0"/>
+        </w:numPr>
+        <w:ind w:left="780" w:leftChars="200" w:hanging="360" w:firstLineChars="0"/>
+        <w:jc w:val="both"/>
+        <w:rPr>
+          <w:rFonts w:hint="eastAsia" w:asciiTheme="minorHAnsi" w:hAnsiTheme="minorHAnsi" w:eastAsiaTheme="minorEastAsia" w:cstheme="minorBidi"/>
+          <w:kern w:val="2"/>
+          <w:sz w:val="21"/>
+          <w:szCs w:val="24"/>
+          <w:lang w:val="en-US" w:eastAsia="zh-CN" w:bidi="ar-SA"/>
+        </w:rPr>
+      </w:pPr>
+      <w:r>
+        <w:rPr>
+          <w:rFonts w:hint="eastAsia" w:asciiTheme="minorHAnsi" w:hAnsiTheme="minorHAnsi" w:eastAsiaTheme="minorEastAsia" w:cstheme="minorBidi"/>
+          <w:kern w:val="2"/>
+          <w:sz w:val="24"/>
+          <w:szCs w:val="24"/>
+          <w:lang w:val="en-US" w:eastAsia="zh-CN" w:bidi="ar-SA"/>
+        </w:rPr>
+        <w:t>1.</w:t>
+      </w:r>
+      <w:r>
+        <w:rPr>
+          <w:rFonts w:hint="default" w:asciiTheme="minorHAnsi" w:hAnsiTheme="minorHAnsi" w:eastAsiaTheme="minorEastAsia" w:cstheme="minorBidi"/>
+          <w:kern w:val="2"/>
+          <w:sz w:val="21"/>
+          <w:szCs w:val="24"/>
+          <w:lang w:val="en-US" w:eastAsia="zh-CN" w:bidi="ar-SA"/>
+        </w:rPr>
+        <w:t>测试代码中使用了 QTest::qWait(2000)，但没有正确等待动画完成</w:t>
+      </w:r>
+    </w:p>
+    <w:p>
+      <w:pPr>
+        <w:widowControl w:val="0"/>
+        <w:numPr>
+          <w:ilvl w:val="0"/>
+          <w:numId w:val="0"/>
+        </w:numPr>
+        <w:ind w:left="780" w:leftChars="200" w:hanging="360" w:firstLineChars="0"/>
+        <w:jc w:val="both"/>
+        <w:rPr>
+          <w:rFonts w:hint="default" w:asciiTheme="minorHAnsi" w:hAnsiTheme="minorHAnsi" w:eastAsiaTheme="minorEastAsia" w:cstheme="minorBidi"/>
+          <w:kern w:val="2"/>
+          <w:sz w:val="21"/>
+          <w:szCs w:val="24"/>
+          <w:lang w:val="en-US" w:eastAsia="zh-CN" w:bidi="ar-SA"/>
+        </w:rPr>
+      </w:pPr>
+      <w:r>
+        <w:rPr>
+          <w:rFonts w:hint="default" w:asciiTheme="minorHAnsi" w:hAnsiTheme="minorHAnsi" w:eastAsiaTheme="minorEastAsia" w:cstheme="minorBidi"/>
+          <w:kern w:val="2"/>
+          <w:sz w:val="24"/>
+          <w:szCs w:val="24"/>
+          <w:lang w:val="en-US" w:eastAsia="zh-CN" w:bidi="ar-SA"/>
+        </w:rPr>
+        <w:t>2.</w:t>
+      </w:r>
+      <w:r>
+        <w:rPr>
+          <w:rFonts w:hint="default" w:asciiTheme="minorHAnsi" w:hAnsiTheme="minorHAnsi" w:eastAsiaTheme="minorEastAsia" w:cstheme="minorBidi"/>
+          <w:kern w:val="2"/>
+          <w:sz w:val="21"/>
+          <w:szCs w:val="24"/>
+          <w:lang w:val="en-US" w:eastAsia="zh-CN" w:bidi="ar-SA"/>
+        </w:rPr>
+        <w:t>在动画完成前，测试结束，SystemSidebar 对象被销毁</w:t>
+      </w:r>
+    </w:p>
+    <w:p>
+      <w:pPr>
+        <w:widowControl w:val="0"/>
+        <w:numPr>
+          <w:ilvl w:val="0"/>
+          <w:numId w:val="0"/>
+        </w:numPr>
+        <w:ind w:left="780" w:leftChars="200" w:hanging="360" w:firstLineChars="0"/>
+        <w:jc w:val="both"/>
+        <w:rPr>
+          <w:rFonts w:hint="default" w:asciiTheme="minorHAnsi" w:hAnsiTheme="minorHAnsi" w:eastAsiaTheme="minorEastAsia" w:cstheme="minorBidi"/>
+          <w:kern w:val="2"/>
+          <w:sz w:val="21"/>
+          <w:szCs w:val="24"/>
+          <w:lang w:val="en-US" w:eastAsia="zh-CN" w:bidi="ar-SA"/>
+        </w:rPr>
+      </w:pPr>
+      <w:r>
+        <w:rPr>
+          <w:rFonts w:hint="default" w:asciiTheme="minorHAnsi" w:hAnsiTheme="minorHAnsi" w:eastAsiaTheme="minorEastAsia" w:cstheme="minorBidi"/>
+          <w:kern w:val="2"/>
+          <w:sz w:val="24"/>
+          <w:szCs w:val="24"/>
+          <w:lang w:val="en-US" w:eastAsia="zh-CN" w:bidi="ar-SA"/>
+        </w:rPr>
+        <w:t>3.</w:t>
+      </w:r>
+      <w:r>
+        <w:rPr>
+          <w:rFonts w:hint="default" w:asciiTheme="minorHAnsi" w:hAnsiTheme="minorHAnsi" w:eastAsiaTheme="minorEastAsia" w:cstheme="minorBidi"/>
+          <w:kern w:val="2"/>
+          <w:sz w:val="21"/>
+          <w:szCs w:val="24"/>
+          <w:lang w:val="en-US" w:eastAsia="zh-CN" w:bidi="ar-SA"/>
+        </w:rPr>
+        <w:t>但 QPropertyAnimation 仍在尝试访问已销毁的对象</w:t>
+      </w:r>
+    </w:p>
+    <w:p>
+      <w:pPr>
+        <w:widowControl w:val="0"/>
+        <w:numPr>
+          <w:ilvl w:val="0"/>
+          <w:numId w:val="0"/>
+        </w:numPr>
+        <w:ind w:left="780" w:leftChars="200" w:hanging="360" w:firstLineChars="0"/>
+        <w:jc w:val="both"/>
+        <w:rPr>
+          <w:rFonts w:hint="default" w:asciiTheme="minorHAnsi" w:hAnsiTheme="minorHAnsi" w:eastAsiaTheme="minorEastAsia" w:cstheme="minorBidi"/>
+          <w:kern w:val="2"/>
+          <w:sz w:val="21"/>
+          <w:szCs w:val="24"/>
+          <w:lang w:val="en-US" w:eastAsia="zh-CN" w:bidi="ar-SA"/>
+        </w:rPr>
+      </w:pPr>
+    </w:p>
+    <w:p>
+      <w:pPr>
+        <w:widowControl w:val="0"/>
+        <w:numPr>
+          <w:ilvl w:val="0"/>
+          <w:numId w:val="0"/>
+        </w:numPr>
+        <w:jc w:val="both"/>
+        <w:rPr>
+          <w:rFonts w:hint="default" w:asciiTheme="minorHAnsi" w:hAnsiTheme="minorHAnsi" w:eastAsiaTheme="minorEastAsia" w:cstheme="minorBidi"/>
+          <w:kern w:val="2"/>
+          <w:sz w:val="21"/>
+          <w:szCs w:val="24"/>
+          <w:lang w:val="en-US" w:eastAsia="zh-CN" w:bidi="ar-SA"/>
+        </w:rPr>
+      </w:pPr>
+      <w:r>
+        <w:rPr>
+          <w:rFonts w:hint="default" w:asciiTheme="minorHAnsi" w:hAnsiTheme="minorHAnsi" w:eastAsiaTheme="minorEastAsia" w:cstheme="minorBidi"/>
+          <w:kern w:val="2"/>
+          <w:sz w:val="21"/>
+          <w:szCs w:val="24"/>
+          <w:lang w:val="en-US" w:eastAsia="zh-CN" w:bidi="ar-SA"/>
+        </w:rPr>
+        <w:t>动画对象是作为 SystemSidebar 的成员变量创建的，它们的父对象是 this（SystemSidebar 对象）。当 SystemSidebar 被销毁时，这些动画对象也会被自动销毁。但是，如果 SystemSidebar 被销毁时动画仍在运行，Qt 可能会尝试访问已销毁的对象导致崩溃。</w:t>
+      </w:r>
+    </w:p>
+    <w:p>
+      <w:pPr>
+        <w:widowControl w:val="0"/>
+        <w:numPr>
+          <w:ilvl w:val="0"/>
+          <w:numId w:val="0"/>
+        </w:numPr>
+        <w:ind w:left="780" w:leftChars="200" w:hanging="360" w:firstLineChars="0"/>
+        <w:jc w:val="both"/>
+        <w:rPr>
+          <w:rFonts w:hint="default" w:asciiTheme="minorHAnsi" w:hAnsiTheme="minorHAnsi" w:eastAsiaTheme="minorEastAsia" w:cstheme="minorBidi"/>
+          <w:kern w:val="2"/>
+          <w:sz w:val="21"/>
+          <w:szCs w:val="24"/>
+          <w:lang w:val="en-US" w:eastAsia="zh-CN" w:bidi="ar-SA"/>
+        </w:rPr>
+      </w:pPr>
+      <w:r>
+        <w:rPr>
+          <w:rFonts w:hint="default" w:asciiTheme="minorHAnsi" w:hAnsiTheme="minorHAnsi" w:eastAsiaTheme="minorEastAsia" w:cstheme="minorBidi"/>
+          <w:kern w:val="2"/>
+          <w:sz w:val="21"/>
+          <w:szCs w:val="24"/>
+          <w:lang w:val="en-US" w:eastAsia="zh-CN" w:bidi="ar-SA"/>
+        </w:rPr>
+        <w:t>解决方案：</w:t>
+      </w:r>
+    </w:p>
+    <w:p>
+      <w:pPr>
+        <w:widowControl w:val="0"/>
+        <w:numPr>
+          <w:ilvl w:val="0"/>
+          <w:numId w:val="0"/>
+        </w:numPr>
+        <w:ind w:left="780" w:leftChars="200" w:hanging="360" w:firstLineChars="0"/>
+        <w:jc w:val="both"/>
+        <w:rPr>
+          <w:rFonts w:hint="default" w:asciiTheme="minorHAnsi" w:hAnsiTheme="minorHAnsi" w:eastAsiaTheme="minorEastAsia" w:cstheme="minorBidi"/>
+          <w:kern w:val="2"/>
+          <w:sz w:val="21"/>
+          <w:szCs w:val="24"/>
+          <w:lang w:val="en-US" w:eastAsia="zh-CN" w:bidi="ar-SA"/>
+        </w:rPr>
+      </w:pPr>
+      <w:r>
+        <w:rPr>
+          <w:rFonts w:hint="default" w:asciiTheme="minorHAnsi" w:hAnsiTheme="minorHAnsi" w:eastAsiaTheme="minorEastAsia" w:cstheme="minorBidi"/>
+          <w:kern w:val="2"/>
+          <w:sz w:val="21"/>
+          <w:szCs w:val="24"/>
+          <w:lang w:val="en-US" w:eastAsia="zh-CN" w:bidi="ar-SA"/>
+        </w:rPr>
+        <w:t>在 SystemSidebar 的析构函数中停止所有动画</w:t>
+      </w:r>
+    </w:p>
+    <w:p>
+      <w:pPr>
+        <w:widowControl w:val="0"/>
+        <w:numPr>
+          <w:ilvl w:val="0"/>
+          <w:numId w:val="0"/>
+        </w:numPr>
+        <w:ind w:left="780" w:leftChars="200" w:hanging="360" w:firstLineChars="0"/>
+        <w:jc w:val="both"/>
+        <w:rPr>
+          <w:rFonts w:hint="default" w:asciiTheme="minorHAnsi" w:hAnsiTheme="minorHAnsi" w:eastAsiaTheme="minorEastAsia" w:cstheme="minorBidi"/>
+          <w:kern w:val="2"/>
+          <w:sz w:val="21"/>
+          <w:szCs w:val="24"/>
+          <w:lang w:val="en-US" w:eastAsia="zh-CN" w:bidi="ar-SA"/>
+        </w:rPr>
+      </w:pPr>
+      <w:r>
+        <w:rPr>
+          <w:rFonts w:hint="default" w:asciiTheme="minorHAnsi" w:hAnsiTheme="minorHAnsi" w:eastAsiaTheme="minorEastAsia" w:cstheme="minorBidi"/>
+          <w:kern w:val="2"/>
+          <w:sz w:val="21"/>
+          <w:szCs w:val="24"/>
+          <w:lang w:val="en-US" w:eastAsia="zh-CN" w:bidi="ar-SA"/>
+        </w:rPr>
+        <w:t>确保测试代码正确等待动画完成</w:t>
+      </w:r>
+    </w:p>
+    <w:p>
+      <w:pPr>
+        <w:widowControl w:val="0"/>
+        <w:numPr>
+          <w:ilvl w:val="0"/>
+          <w:numId w:val="0"/>
+        </w:numPr>
+        <w:tabs>
+          <w:tab w:val="left" w:pos="720"/>
+        </w:tabs>
+        <w:jc w:val="both"/>
+        <w:rPr>
+          <w:rFonts w:hint="default" w:asciiTheme="minorHAnsi" w:hAnsiTheme="minorHAnsi" w:eastAsiaTheme="minorEastAsia" w:cstheme="minorBidi"/>
+          <w:kern w:val="2"/>
+          <w:sz w:val="21"/>
+          <w:szCs w:val="24"/>
+          <w:lang w:val="en-US" w:eastAsia="zh-CN" w:bidi="ar-SA"/>
+        </w:rPr>
+      </w:pPr>
+    </w:p>
+    <w:p>
+      <w:pPr>
+        <w:widowControl w:val="0"/>
+        <w:numPr>
+          <w:ilvl w:val="0"/>
+          <w:numId w:val="0"/>
+        </w:numPr>
+        <w:ind w:left="780" w:leftChars="200" w:hanging="360" w:firstLineChars="0"/>
+        <w:jc w:val="both"/>
+        <w:rPr>
+          <w:rFonts w:hint="default" w:asciiTheme="minorHAnsi" w:hAnsiTheme="minorHAnsi" w:eastAsiaTheme="minorEastAsia" w:cstheme="minorBidi"/>
+          <w:kern w:val="2"/>
+          <w:sz w:val="21"/>
+          <w:szCs w:val="24"/>
+          <w:lang w:val="en-US" w:eastAsia="zh-CN" w:bidi="ar-SA"/>
+        </w:rPr>
+      </w:pPr>
+      <w:r>
+        <w:rPr>
+          <w:rFonts w:hint="default" w:asciiTheme="minorHAnsi" w:hAnsiTheme="minorHAnsi" w:eastAsiaTheme="minorEastAsia" w:cstheme="minorBidi"/>
+          <w:kern w:val="2"/>
+          <w:sz w:val="21"/>
+          <w:szCs w:val="24"/>
+          <w:lang w:val="en-US" w:eastAsia="zh-CN" w:bidi="ar-SA"/>
+        </w:rPr>
+        <w:t>总结一下，我认为问题主要是：</w:t>
+      </w:r>
+    </w:p>
+    <w:p>
+      <w:pPr>
+        <w:widowControl w:val="0"/>
+        <w:numPr>
+          <w:ilvl w:val="0"/>
+          <w:numId w:val="22"/>
+        </w:numPr>
+        <w:ind w:left="420" w:leftChars="200"/>
+        <w:jc w:val="both"/>
+        <w:rPr>
+          <w:rFonts w:hint="eastAsia" w:asciiTheme="minorHAnsi" w:hAnsiTheme="minorHAnsi" w:eastAsiaTheme="minorEastAsia" w:cstheme="minorBidi"/>
+          <w:kern w:val="2"/>
+          <w:sz w:val="21"/>
+          <w:szCs w:val="24"/>
+          <w:lang w:val="en-US" w:eastAsia="zh-CN" w:bidi="ar-SA"/>
+        </w:rPr>
+      </w:pPr>
+      <w:r>
+        <w:rPr>
+          <w:rFonts w:hint="default" w:asciiTheme="minorHAnsi" w:hAnsiTheme="minorHAnsi" w:eastAsiaTheme="minorEastAsia" w:cstheme="minorBidi"/>
+          <w:kern w:val="2"/>
+          <w:sz w:val="21"/>
+          <w:szCs w:val="24"/>
+          <w:lang w:val="en-US" w:eastAsia="zh-CN" w:bidi="ar-SA"/>
+        </w:rPr>
+        <w:t>测试代码中没有正确等待动画完成，导致在动画完成前对象被销毁</w:t>
+      </w:r>
+    </w:p>
+    <w:p>
+      <w:pPr>
+        <w:widowControl w:val="0"/>
+        <w:numPr>
+          <w:ilvl w:val="0"/>
+          <w:numId w:val="22"/>
+        </w:numPr>
+        <w:ind w:left="780" w:leftChars="200" w:hanging="360" w:firstLineChars="0"/>
+        <w:jc w:val="both"/>
+        <w:rPr>
+          <w:rFonts w:hint="default" w:asciiTheme="minorHAnsi" w:hAnsiTheme="minorHAnsi" w:eastAsiaTheme="minorEastAsia" w:cstheme="minorBidi"/>
+          <w:kern w:val="2"/>
+          <w:sz w:val="21"/>
+          <w:szCs w:val="24"/>
+          <w:lang w:val="en-US" w:eastAsia="zh-CN" w:bidi="ar-SA"/>
+        </w:rPr>
+      </w:pPr>
+      <w:r>
+        <w:rPr>
+          <w:rFonts w:hint="default" w:asciiTheme="minorHAnsi" w:hAnsiTheme="minorHAnsi" w:eastAsiaTheme="minorEastAsia" w:cstheme="minorBidi"/>
+          <w:kern w:val="2"/>
+          <w:sz w:val="21"/>
+          <w:szCs w:val="24"/>
+          <w:lang w:val="en-US" w:eastAsia="zh-CN" w:bidi="ar-SA"/>
+        </w:rPr>
+        <w:t>在对象销毁后，动画仍在尝试访问已销毁的对象</w:t>
+      </w:r>
+    </w:p>
+    <w:p>
+      <w:pPr>
+        <w:widowControl w:val="0"/>
+        <w:numPr>
+          <w:ilvl w:val="0"/>
+          <w:numId w:val="22"/>
+        </w:numPr>
+        <w:ind w:left="780" w:leftChars="200" w:hanging="360" w:firstLineChars="0"/>
+        <w:jc w:val="both"/>
+        <w:rPr>
+          <w:rFonts w:hint="default" w:asciiTheme="minorHAnsi" w:hAnsiTheme="minorHAnsi" w:eastAsiaTheme="minorEastAsia" w:cstheme="minorBidi"/>
+          <w:kern w:val="2"/>
+          <w:sz w:val="21"/>
+          <w:szCs w:val="24"/>
+          <w:lang w:val="en-US" w:eastAsia="zh-CN" w:bidi="ar-SA"/>
+        </w:rPr>
+      </w:pPr>
+      <w:r>
+        <w:rPr>
+          <w:rFonts w:hint="default" w:asciiTheme="minorHAnsi" w:hAnsiTheme="minorHAnsi" w:eastAsiaTheme="minorEastAsia" w:cstheme="minorBidi"/>
+          <w:kern w:val="2"/>
+          <w:sz w:val="21"/>
+          <w:szCs w:val="24"/>
+          <w:lang w:val="en-US" w:eastAsia="zh-CN" w:bidi="ar-SA"/>
+        </w:rPr>
+        <w:t>可能存在 ThemeManager 单例生命周期问题</w:t>
+      </w:r>
+    </w:p>
+    <w:p>
+      <w:pPr>
+        <w:widowControl w:val="0"/>
+        <w:numPr>
+          <w:ilvl w:val="0"/>
+          <w:numId w:val="22"/>
+        </w:numPr>
+        <w:ind w:left="780" w:leftChars="200" w:hanging="360" w:firstLineChars="0"/>
+        <w:jc w:val="both"/>
+        <w:rPr>
+          <w:rFonts w:hint="default" w:asciiTheme="minorHAnsi" w:hAnsiTheme="minorHAnsi" w:eastAsiaTheme="minorEastAsia" w:cstheme="minorBidi"/>
+          <w:kern w:val="2"/>
+          <w:sz w:val="21"/>
+          <w:szCs w:val="24"/>
+          <w:lang w:val="en-US" w:eastAsia="zh-CN" w:bidi="ar-SA"/>
+        </w:rPr>
+      </w:pPr>
+      <w:r>
+        <w:rPr>
+          <w:rFonts w:hint="default" w:asciiTheme="minorHAnsi" w:hAnsiTheme="minorHAnsi" w:eastAsiaTheme="minorEastAsia" w:cstheme="minorBidi"/>
+          <w:kern w:val="2"/>
+          <w:sz w:val="21"/>
+          <w:szCs w:val="24"/>
+          <w:lang w:val="en-US" w:eastAsia="zh-CN" w:bidi="ar-SA"/>
+        </w:rPr>
+        <w:t>解决方案包括：</w:t>
+      </w:r>
+    </w:p>
+    <w:p>
+      <w:pPr>
+        <w:widowControl w:val="0"/>
+        <w:numPr>
+          <w:ilvl w:val="0"/>
+          <w:numId w:val="23"/>
+        </w:numPr>
+        <w:ind w:left="420" w:leftChars="200"/>
+        <w:jc w:val="both"/>
+        <w:rPr>
+          <w:rFonts w:hint="eastAsia" w:asciiTheme="minorHAnsi" w:hAnsiTheme="minorHAnsi" w:eastAsiaTheme="minorEastAsia" w:cstheme="minorBidi"/>
+          <w:kern w:val="2"/>
+          <w:sz w:val="21"/>
+          <w:szCs w:val="24"/>
+          <w:lang w:val="en-US" w:eastAsia="zh-CN" w:bidi="ar-SA"/>
+        </w:rPr>
+      </w:pPr>
+      <w:r>
+        <w:rPr>
+          <w:rFonts w:hint="default" w:asciiTheme="minorHAnsi" w:hAnsiTheme="minorHAnsi" w:eastAsiaTheme="minorEastAsia" w:cstheme="minorBidi"/>
+          <w:kern w:val="2"/>
+          <w:sz w:val="21"/>
+          <w:szCs w:val="24"/>
+          <w:lang w:val="en-US" w:eastAsia="zh-CN" w:bidi="ar-SA"/>
+        </w:rPr>
+        <w:t>修改测试代码，使用 </w:t>
+      </w:r>
+      <w:r>
+        <w:rPr>
+          <w:rFonts w:hint="eastAsia" w:asciiTheme="minorHAnsi" w:hAnsiTheme="minorHAnsi" w:eastAsiaTheme="minorEastAsia" w:cstheme="minorBidi"/>
+          <w:kern w:val="2"/>
+          <w:sz w:val="21"/>
+          <w:szCs w:val="24"/>
+          <w:lang w:val="en-US" w:eastAsia="zh-CN" w:bidi="ar-SA"/>
+        </w:rPr>
+        <w:t>QTRY_COMPARE</w:t>
+      </w:r>
+      <w:r>
+        <w:rPr>
+          <w:rFonts w:hint="default" w:asciiTheme="minorHAnsi" w:hAnsiTheme="minorHAnsi" w:eastAsiaTheme="minorEastAsia" w:cstheme="minorBidi"/>
+          <w:kern w:val="2"/>
+          <w:sz w:val="21"/>
+          <w:szCs w:val="24"/>
+          <w:lang w:val="en-US" w:eastAsia="zh-CN" w:bidi="ar-SA"/>
+        </w:rPr>
+        <w:t> 正确等待动画完成</w:t>
+      </w:r>
+    </w:p>
+    <w:p>
+      <w:pPr>
+        <w:widowControl w:val="0"/>
+        <w:numPr>
+          <w:ilvl w:val="0"/>
+          <w:numId w:val="23"/>
+        </w:numPr>
+        <w:ind w:left="780" w:leftChars="200" w:hanging="360" w:firstLineChars="0"/>
+        <w:jc w:val="both"/>
+        <w:rPr>
+          <w:rFonts w:hint="default" w:asciiTheme="minorHAnsi" w:hAnsiTheme="minorHAnsi" w:eastAsiaTheme="minorEastAsia" w:cstheme="minorBidi"/>
+          <w:kern w:val="2"/>
+          <w:sz w:val="21"/>
+          <w:szCs w:val="24"/>
+          <w:lang w:val="en-US" w:eastAsia="zh-CN" w:bidi="ar-SA"/>
+        </w:rPr>
+      </w:pPr>
+      <w:r>
+        <w:rPr>
+          <w:rFonts w:hint="default" w:asciiTheme="minorHAnsi" w:hAnsiTheme="minorHAnsi" w:eastAsiaTheme="minorEastAsia" w:cstheme="minorBidi"/>
+          <w:kern w:val="2"/>
+          <w:sz w:val="21"/>
+          <w:szCs w:val="24"/>
+          <w:lang w:val="en-US" w:eastAsia="zh-CN" w:bidi="ar-SA"/>
+        </w:rPr>
+        <w:t>在 SystemSidebar 析构函数中停止所有动画</w:t>
+      </w:r>
+    </w:p>
+    <w:p>
+      <w:pPr>
+        <w:widowControl w:val="0"/>
+        <w:numPr>
+          <w:ilvl w:val="0"/>
+          <w:numId w:val="23"/>
+        </w:numPr>
+        <w:ind w:left="780" w:leftChars="200" w:hanging="360" w:firstLineChars="0"/>
+        <w:jc w:val="both"/>
+        <w:rPr>
+          <w:rFonts w:hint="default" w:asciiTheme="minorHAnsi" w:hAnsiTheme="minorHAnsi" w:eastAsiaTheme="minorEastAsia" w:cstheme="minorBidi"/>
+          <w:kern w:val="2"/>
+          <w:sz w:val="21"/>
+          <w:szCs w:val="24"/>
+          <w:lang w:val="en-US" w:eastAsia="zh-CN" w:bidi="ar-SA"/>
+        </w:rPr>
+      </w:pPr>
+      <w:r>
+        <w:rPr>
+          <w:rFonts w:hint="default" w:asciiTheme="minorHAnsi" w:hAnsiTheme="minorHAnsi" w:eastAsiaTheme="minorEastAsia" w:cstheme="minorBidi"/>
+          <w:kern w:val="2"/>
+          <w:sz w:val="21"/>
+          <w:szCs w:val="24"/>
+          <w:lang w:val="en-US" w:eastAsia="zh-CN" w:bidi="ar-SA"/>
+        </w:rPr>
+        <w:t>在 updateSidebarStyle() 中添加空指针检查</w:t>
+      </w:r>
+    </w:p>
+    <w:p>
+      <w:pPr>
+        <w:widowControl w:val="0"/>
+        <w:numPr>
+          <w:ilvl w:val="0"/>
+          <w:numId w:val="0"/>
+        </w:numPr>
+        <w:tabs>
+          <w:tab w:val="left" w:pos="720"/>
+        </w:tabs>
+        <w:jc w:val="both"/>
+        <w:rPr>
+          <w:rFonts w:hint="default" w:asciiTheme="minorHAnsi" w:hAnsiTheme="minorHAnsi" w:eastAsiaTheme="minorEastAsia" w:cstheme="minorBidi"/>
+          <w:kern w:val="2"/>
+          <w:sz w:val="21"/>
+          <w:szCs w:val="24"/>
+          <w:lang w:val="en-US" w:eastAsia="zh-CN" w:bidi="ar-SA"/>
+        </w:rPr>
+      </w:pPr>
+    </w:p>
+    <w:p>
+      <w:pPr>
+        <w:widowControl w:val="0"/>
+        <w:numPr>
+          <w:ilvl w:val="0"/>
+          <w:numId w:val="0"/>
+        </w:numPr>
+        <w:tabs>
+          <w:tab w:val="left" w:pos="720"/>
+        </w:tabs>
+        <w:jc w:val="both"/>
+        <w:rPr>
+          <w:rFonts w:hint="default" w:asciiTheme="minorHAnsi" w:hAnsiTheme="minorHAnsi" w:eastAsiaTheme="minorEastAsia" w:cstheme="minorBidi"/>
+          <w:kern w:val="2"/>
+          <w:sz w:val="21"/>
+          <w:szCs w:val="24"/>
+          <w:lang w:val="en-US" w:eastAsia="zh-CN" w:bidi="ar-SA"/>
+        </w:rPr>
+      </w:pPr>
+    </w:p>
+    <w:p>
+      <w:pPr>
+        <w:widowControl w:val="0"/>
+        <w:numPr>
+          <w:ilvl w:val="0"/>
+          <w:numId w:val="0"/>
+        </w:numPr>
+        <w:tabs>
+          <w:tab w:val="left" w:pos="720"/>
+        </w:tabs>
+        <w:jc w:val="both"/>
+      </w:pPr>
+      <w:r>
+        <w:drawing>
+          <wp:inline distT="0" distB="0" distL="114300" distR="114300">
+            <wp:extent cx="5269230" cy="4580890"/>
+            <wp:effectExtent l="0" t="0" r="1270" b="3810"/>
+            <wp:docPr id="1" name="图片 1"/>
+            <wp:cNvGraphicFramePr>
+              <a:graphicFrameLocks xmlns:a="http://schemas.openxmlformats.org/drawingml/2006/main" noChangeAspect="1"/>
+            </wp:cNvGraphicFramePr>
+            <a:graphic xmlns:a="http://schemas.openxmlformats.org/drawingml/2006/main">
+              <a:graphicData uri="http://schemas.openxmlformats.org/drawingml/2006/picture">
+                <pic:pic xmlns:pic="http://schemas.openxmlformats.org/drawingml/2006/picture">
+                  <pic:nvPicPr>
+                    <pic:cNvPr id="1" name="图片 1"/>
+                    <pic:cNvPicPr>
+                      <a:picLocks noChangeAspect="1"/>
+                    </pic:cNvPicPr>
+                  </pic:nvPicPr>
+                  <pic:blipFill>
+                    <a:blip r:embed="rId4"/>
+                    <a:stretch>
+                      <a:fillRect/>
+                    </a:stretch>
+                  </pic:blipFill>
+                  <pic:spPr>
+                    <a:xfrm>
+                      <a:off x="0" y="0"/>
+                      <a:ext cx="5269230" cy="4580890"/>
+                    </a:xfrm>
+                    <a:prstGeom prst="rect">
+                      <a:avLst/>
+                    </a:prstGeom>
+                    <a:noFill/>
+                    <a:ln>
+                      <a:noFill/>
+                    </a:ln>
+                  </pic:spPr>
+                </pic:pic>
+              </a:graphicData>
+            </a:graphic>
+          </wp:inline>
+        </w:drawing>
+      </w:r>
+    </w:p>
+    <w:p>
+      <w:pPr>
+        <w:widowControl w:val="0"/>
+        <w:numPr>
+          <w:ilvl w:val="0"/>
+          <w:numId w:val="0"/>
+        </w:numPr>
+        <w:tabs>
+          <w:tab w:val="left" w:pos="720"/>
+        </w:tabs>
+        <w:jc w:val="both"/>
+      </w:pPr>
+    </w:p>
+    <w:p>
+      <w:pPr>
+        <w:widowControl w:val="0"/>
+        <w:numPr>
+          <w:ilvl w:val="0"/>
+          <w:numId w:val="0"/>
+        </w:numPr>
+        <w:tabs>
+          <w:tab w:val="left" w:pos="720"/>
+        </w:tabs>
+        <w:jc w:val="both"/>
+        <w:rPr>
+          <w:rFonts w:hint="default"/>
+          <w:lang w:val="en-US" w:eastAsia="zh-CN"/>
+        </w:rPr>
+      </w:pPr>
+      <w:r>
+        <w:drawing>
+          <wp:inline distT="0" distB="0" distL="114300" distR="114300">
+            <wp:extent cx="5274310" cy="6013450"/>
+            <wp:effectExtent l="0" t="0" r="8890" b="6350"/>
+            <wp:docPr id="2" name="图片 2"/>
+            <wp:cNvGraphicFramePr>
+              <a:graphicFrameLocks xmlns:a="http://schemas.openxmlformats.org/drawingml/2006/main" noChangeAspect="1"/>
+            </wp:cNvGraphicFramePr>
+            <a:graphic xmlns:a="http://schemas.openxmlformats.org/drawingml/2006/main">
+              <a:graphicData uri="http://schemas.openxmlformats.org/drawingml/2006/picture">
+                <pic:pic xmlns:pic="http://schemas.openxmlformats.org/drawingml/2006/picture">
+                  <pic:nvPicPr>
+                    <pic:cNvPr id="2" name="图片 2"/>
+                    <pic:cNvPicPr>
+                      <a:picLocks noChangeAspect="1"/>
+                    </pic:cNvPicPr>
+                  </pic:nvPicPr>
+                  <pic:blipFill>
+                    <a:blip r:embed="rId5"/>
+                    <a:stretch>
+                      <a:fillRect/>
+                    </a:stretch>
+                  </pic:blipFill>
+                  <pic:spPr>
+                    <a:xfrm>
+                      <a:off x="0" y="0"/>
+                      <a:ext cx="5274310" cy="6013450"/>
+                    </a:xfrm>
+                    <a:prstGeom prst="rect">
+                      <a:avLst/>
+                    </a:prstGeom>
+                    <a:noFill/>
+                    <a:ln>
+                      <a:noFill/>
+                    </a:ln>
+                  </pic:spPr>
+                </pic:pic>
+              </a:graphicData>
+            </a:graphic>
+          </wp:inline>
+        </w:drawing>
+      </w:r>
       <w:bookmarkStart w:id="0" w:name="_GoBack"/>
       <w:bookmarkEnd w:id="0"/>
-      <w:r>
-        <w:rPr>
-          <w:rFonts w:asciiTheme="minorHAnsi" w:hAnsiTheme="minorHAnsi" w:eastAsiaTheme="minorEastAsia" w:cstheme="minorBidi"/>
-          <w:kern w:val="2"/>
-          <w:sz w:val="21"/>
-          <w:szCs w:val="24"/>
-          <w:lang w:val="en-US" w:eastAsia="zh-CN" w:bidi="ar-SA"/>
-        </w:rPr>
-        <w:t>确保测试独立性</w:t>
-      </w:r>
-    </w:p>
-    <w:p>
-      <w:pPr>
-        <w:widowControl w:val="0"/>
-        <w:ind w:left="0" w:leftChars="0" w:firstLine="0" w:firstLineChars="0"/>
-        <w:jc w:val="both"/>
-        <w:rPr>
-          <w:rFonts w:hint="eastAsia" w:asciiTheme="minorHAnsi" w:hAnsiTheme="minorHAnsi" w:eastAsiaTheme="minorEastAsia" w:cstheme="minorBidi"/>
-          <w:b/>
-          <w:kern w:val="2"/>
-          <w:sz w:val="21"/>
-          <w:szCs w:val="24"/>
-          <w:lang w:val="en-US" w:eastAsia="zh-CN" w:bidi="ar-SA"/>
-        </w:rPr>
-      </w:pPr>
-      <w:r>
-        <w:rPr>
-          <w:rFonts w:hint="eastAsia" w:asciiTheme="minorHAnsi" w:hAnsiTheme="minorHAnsi" w:eastAsiaTheme="minorEastAsia" w:cstheme="minorBidi"/>
-          <w:b/>
-          <w:kern w:val="2"/>
-          <w:sz w:val="21"/>
-          <w:szCs w:val="24"/>
-          <w:lang w:val="en-US" w:eastAsia="zh-CN" w:bidi="ar-SA"/>
-        </w:rPr>
-        <w:t>2.2 容器指针悬空问题</w:t>
-      </w:r>
-    </w:p>
-    <w:p>
-      <w:pPr>
-        <w:widowControl w:val="0"/>
-        <w:numPr>
-          <w:ilvl w:val="0"/>
-          <w:numId w:val="18"/>
-        </w:numPr>
-        <w:ind w:left="420" w:leftChars="0" w:hanging="420" w:firstLineChars="0"/>
-        <w:jc w:val="both"/>
-        <w:rPr>
-          <w:rFonts w:asciiTheme="minorHAnsi" w:hAnsiTheme="minorHAnsi" w:eastAsiaTheme="minorEastAsia" w:cstheme="minorBidi"/>
-          <w:kern w:val="2"/>
-          <w:sz w:val="21"/>
-          <w:szCs w:val="24"/>
-          <w:lang w:val="en-US" w:eastAsia="zh-CN" w:bidi="ar-SA"/>
-        </w:rPr>
-      </w:pPr>
-      <w:r>
-        <w:rPr>
-          <w:rFonts w:asciiTheme="minorHAnsi" w:hAnsiTheme="minorHAnsi" w:eastAsiaTheme="minorEastAsia" w:cstheme="minorBidi"/>
-          <w:kern w:val="2"/>
-          <w:sz w:val="21"/>
-          <w:szCs w:val="24"/>
-          <w:lang w:val="en-US" w:eastAsia="zh-CN" w:bidi="ar-SA"/>
-        </w:rPr>
-        <w:t>问题：PageManager持有容器指针，在容器销毁后成为悬空指针，访问时崩溃</w:t>
-      </w:r>
-    </w:p>
-    <w:p>
-      <w:pPr>
-        <w:widowControl w:val="0"/>
-        <w:numPr>
-          <w:ilvl w:val="0"/>
-          <w:numId w:val="18"/>
-        </w:numPr>
-        <w:ind w:left="420" w:leftChars="0" w:hanging="420" w:firstLineChars="0"/>
-        <w:jc w:val="both"/>
-        <w:rPr>
-          <w:rFonts w:asciiTheme="minorHAnsi" w:hAnsiTheme="minorHAnsi" w:eastAsiaTheme="minorEastAsia" w:cstheme="minorBidi"/>
-          <w:kern w:val="2"/>
-          <w:sz w:val="21"/>
-          <w:szCs w:val="24"/>
-          <w:lang w:val="en-US" w:eastAsia="zh-CN" w:bidi="ar-SA"/>
-        </w:rPr>
-      </w:pPr>
-      <w:r>
-        <w:rPr>
-          <w:rFonts w:asciiTheme="minorHAnsi" w:hAnsiTheme="minorHAnsi" w:eastAsiaTheme="minorEastAsia" w:cstheme="minorBidi"/>
-          <w:kern w:val="2"/>
-          <w:sz w:val="21"/>
-          <w:szCs w:val="24"/>
-          <w:lang w:val="en-US" w:eastAsia="zh-CN" w:bidi="ar-SA"/>
-        </w:rPr>
-        <w:t>解决：</w:t>
-      </w:r>
-    </w:p>
-    <w:p>
-      <w:pPr>
-        <w:widowControl w:val="0"/>
-        <w:numPr>
-          <w:ilvl w:val="0"/>
-          <w:numId w:val="19"/>
-        </w:numPr>
-        <w:ind w:left="840" w:leftChars="200" w:hanging="420" w:firstLineChars="0"/>
-        <w:jc w:val="both"/>
-        <w:rPr>
-          <w:rFonts w:asciiTheme="minorHAnsi" w:hAnsiTheme="minorHAnsi" w:eastAsiaTheme="minorEastAsia" w:cstheme="minorBidi"/>
-          <w:kern w:val="2"/>
-          <w:sz w:val="21"/>
-          <w:szCs w:val="24"/>
-          <w:lang w:val="en-US" w:eastAsia="zh-CN" w:bidi="ar-SA"/>
-        </w:rPr>
-      </w:pPr>
-      <w:r>
-        <w:rPr>
-          <w:rFonts w:asciiTheme="minorHAnsi" w:hAnsiTheme="minorHAnsi" w:eastAsiaTheme="minorEastAsia" w:cstheme="minorBidi"/>
-          <w:kern w:val="2"/>
-          <w:sz w:val="21"/>
-          <w:szCs w:val="24"/>
-          <w:lang w:val="en-US" w:eastAsia="zh-CN" w:bidi="ar-SA"/>
-        </w:rPr>
-        <w:t>在initialize函数中只打印指针地址，不解引用</w:t>
-      </w:r>
-    </w:p>
-    <w:p>
-      <w:pPr>
-        <w:widowControl w:val="0"/>
-        <w:numPr>
-          <w:ilvl w:val="0"/>
-          <w:numId w:val="19"/>
-        </w:numPr>
-        <w:ind w:left="840" w:leftChars="200" w:hanging="420" w:firstLineChars="0"/>
-        <w:jc w:val="both"/>
-        <w:rPr>
-          <w:rFonts w:asciiTheme="minorHAnsi" w:hAnsiTheme="minorHAnsi" w:eastAsiaTheme="minorEastAsia" w:cstheme="minorBidi"/>
-          <w:kern w:val="2"/>
-          <w:sz w:val="21"/>
-          <w:szCs w:val="24"/>
-          <w:lang w:val="en-US" w:eastAsia="zh-CN" w:bidi="ar-SA"/>
-        </w:rPr>
-      </w:pPr>
-      <w:r>
-        <w:rPr>
-          <w:rFonts w:asciiTheme="minorHAnsi" w:hAnsiTheme="minorHAnsi" w:eastAsiaTheme="minorEastAsia" w:cstheme="minorBidi"/>
-          <w:kern w:val="2"/>
-          <w:sz w:val="21"/>
-          <w:szCs w:val="24"/>
-          <w:lang w:val="en-US" w:eastAsia="zh-CN" w:bidi="ar-SA"/>
-        </w:rPr>
-        <w:t>在cleanup函数中添加QApplication存在性检查</w:t>
-      </w:r>
-    </w:p>
-    <w:p>
-      <w:pPr>
-        <w:widowControl w:val="0"/>
-        <w:numPr>
-          <w:ilvl w:val="0"/>
-          <w:numId w:val="19"/>
-        </w:numPr>
-        <w:ind w:left="840" w:leftChars="200" w:hanging="420" w:firstLineChars="0"/>
-        <w:jc w:val="both"/>
-        <w:rPr>
-          <w:rFonts w:asciiTheme="minorHAnsi" w:hAnsiTheme="minorHAnsi" w:eastAsiaTheme="minorEastAsia" w:cstheme="minorBidi"/>
-          <w:kern w:val="2"/>
-          <w:sz w:val="21"/>
-          <w:szCs w:val="24"/>
-          <w:lang w:val="en-US" w:eastAsia="zh-CN" w:bidi="ar-SA"/>
-        </w:rPr>
-      </w:pPr>
-      <w:r>
-        <w:rPr>
-          <w:rFonts w:asciiTheme="minorHAnsi" w:hAnsiTheme="minorHAnsi" w:eastAsiaTheme="minorEastAsia" w:cstheme="minorBidi"/>
-          <w:kern w:val="2"/>
-          <w:sz w:val="21"/>
-          <w:szCs w:val="24"/>
-          <w:lang w:val="en-US" w:eastAsia="zh-CN" w:bidi="ar-SA"/>
-        </w:rPr>
-        <w:t>确保在QApplication销毁前重置PageManager状态</w:t>
-      </w:r>
-    </w:p>
-    <w:p>
-      <w:pPr>
-        <w:widowControl w:val="0"/>
-        <w:ind w:left="0" w:leftChars="0" w:firstLine="0" w:firstLineChars="0"/>
-        <w:jc w:val="both"/>
-        <w:rPr>
-          <w:rFonts w:hint="eastAsia" w:asciiTheme="minorHAnsi" w:hAnsiTheme="minorHAnsi" w:eastAsiaTheme="minorEastAsia" w:cstheme="minorBidi"/>
-          <w:b/>
-          <w:kern w:val="2"/>
-          <w:sz w:val="21"/>
-          <w:szCs w:val="24"/>
-          <w:lang w:val="en-US" w:eastAsia="zh-CN" w:bidi="ar-SA"/>
-        </w:rPr>
-      </w:pPr>
-      <w:r>
-        <w:rPr>
-          <w:rFonts w:hint="eastAsia" w:asciiTheme="minorHAnsi" w:hAnsiTheme="minorHAnsi" w:eastAsiaTheme="minorEastAsia" w:cstheme="minorBidi"/>
-          <w:b/>
-          <w:kern w:val="2"/>
-          <w:sz w:val="21"/>
-          <w:szCs w:val="24"/>
-          <w:lang w:val="en-US" w:eastAsia="zh-CN" w:bidi="ar-SA"/>
-        </w:rPr>
-        <w:t>2.3 信号测试计数问题</w:t>
-      </w:r>
-    </w:p>
-    <w:p>
-      <w:pPr>
-        <w:widowControl w:val="0"/>
-        <w:numPr>
-          <w:ilvl w:val="0"/>
-          <w:numId w:val="18"/>
-        </w:numPr>
-        <w:ind w:left="420" w:leftChars="0" w:hanging="420" w:firstLineChars="0"/>
-        <w:jc w:val="both"/>
-        <w:rPr>
-          <w:rFonts w:asciiTheme="minorHAnsi" w:hAnsiTheme="minorHAnsi" w:eastAsiaTheme="minorEastAsia" w:cstheme="minorBidi"/>
-          <w:kern w:val="2"/>
-          <w:sz w:val="21"/>
-          <w:szCs w:val="24"/>
-          <w:lang w:val="en-US" w:eastAsia="zh-CN" w:bidi="ar-SA"/>
-        </w:rPr>
-      </w:pPr>
-      <w:r>
-        <w:rPr>
-          <w:rFonts w:asciiTheme="minorHAnsi" w:hAnsiTheme="minorHAnsi" w:eastAsiaTheme="minorEastAsia" w:cstheme="minorBidi"/>
-          <w:kern w:val="2"/>
-          <w:sz w:val="21"/>
-          <w:szCs w:val="24"/>
-          <w:lang w:val="en-US" w:eastAsia="zh-CN" w:bidi="ar-SA"/>
-        </w:rPr>
-        <w:t>问题：信号测试中信号计数不正确，第二次验证失败</w:t>
-      </w:r>
-    </w:p>
-    <w:p>
-      <w:pPr>
-        <w:widowControl w:val="0"/>
-        <w:numPr>
-          <w:ilvl w:val="0"/>
-          <w:numId w:val="18"/>
-        </w:numPr>
-        <w:ind w:left="420" w:leftChars="0" w:hanging="420" w:firstLineChars="0"/>
-        <w:jc w:val="both"/>
-        <w:rPr>
-          <w:rFonts w:asciiTheme="minorHAnsi" w:hAnsiTheme="minorHAnsi" w:eastAsiaTheme="minorEastAsia" w:cstheme="minorBidi"/>
-          <w:kern w:val="2"/>
-          <w:sz w:val="21"/>
-          <w:szCs w:val="24"/>
-          <w:lang w:val="en-US" w:eastAsia="zh-CN" w:bidi="ar-SA"/>
-        </w:rPr>
-      </w:pPr>
-      <w:r>
-        <w:rPr>
-          <w:rFonts w:asciiTheme="minorHAnsi" w:hAnsiTheme="minorHAnsi" w:eastAsiaTheme="minorEastAsia" w:cstheme="minorBidi"/>
-          <w:kern w:val="2"/>
-          <w:sz w:val="21"/>
-          <w:szCs w:val="24"/>
-          <w:lang w:val="en-US" w:eastAsia="zh-CN" w:bidi="ar-SA"/>
-        </w:rPr>
-        <w:t>解决：</w:t>
-      </w:r>
-    </w:p>
-    <w:p>
-      <w:pPr>
-        <w:widowControl w:val="0"/>
-        <w:numPr>
-          <w:ilvl w:val="0"/>
-          <w:numId w:val="20"/>
-        </w:numPr>
-        <w:ind w:left="840" w:leftChars="200" w:hanging="420" w:firstLineChars="0"/>
-        <w:jc w:val="both"/>
-        <w:rPr>
-          <w:rFonts w:asciiTheme="minorHAnsi" w:hAnsiTheme="minorHAnsi" w:eastAsiaTheme="minorEastAsia" w:cstheme="minorBidi"/>
-          <w:kern w:val="2"/>
-          <w:sz w:val="21"/>
-          <w:szCs w:val="24"/>
-          <w:lang w:val="en-US" w:eastAsia="zh-CN" w:bidi="ar-SA"/>
-        </w:rPr>
-      </w:pPr>
-      <w:r>
-        <w:rPr>
-          <w:rFonts w:asciiTheme="minorHAnsi" w:hAnsiTheme="minorHAnsi" w:eastAsiaTheme="minorEastAsia" w:cstheme="minorBidi"/>
-          <w:kern w:val="2"/>
-          <w:sz w:val="21"/>
-          <w:szCs w:val="24"/>
-          <w:lang w:val="en-US" w:eastAsia="zh-CN" w:bidi="ar-SA"/>
-        </w:rPr>
-        <w:t>在第二次验证前清空所有信号间谍</w:t>
-      </w:r>
-    </w:p>
-    <w:p>
-      <w:pPr>
-        <w:widowControl w:val="0"/>
-        <w:numPr>
-          <w:ilvl w:val="0"/>
-          <w:numId w:val="20"/>
-        </w:numPr>
-        <w:ind w:left="840" w:leftChars="200" w:hanging="420" w:firstLineChars="0"/>
-        <w:jc w:val="both"/>
-        <w:rPr>
-          <w:rFonts w:asciiTheme="minorHAnsi" w:hAnsiTheme="minorHAnsi" w:eastAsiaTheme="minorEastAsia" w:cstheme="minorBidi"/>
-          <w:kern w:val="2"/>
-          <w:sz w:val="21"/>
-          <w:szCs w:val="24"/>
-          <w:lang w:val="en-US" w:eastAsia="zh-CN" w:bidi="ar-SA"/>
-        </w:rPr>
-      </w:pPr>
-      <w:r>
-        <w:rPr>
-          <w:rFonts w:asciiTheme="minorHAnsi" w:hAnsiTheme="minorHAnsi" w:eastAsiaTheme="minorEastAsia" w:cstheme="minorBidi"/>
-          <w:kern w:val="2"/>
-          <w:sz w:val="21"/>
-          <w:szCs w:val="24"/>
-          <w:lang w:val="en-US" w:eastAsia="zh-CN" w:bidi="ar-SA"/>
-        </w:rPr>
-        <w:t>添加安全性检查，避免访问无效信号</w:t>
-      </w:r>
-    </w:p>
-    <w:p>
-      <w:pPr>
-        <w:widowControl w:val="0"/>
-        <w:numPr>
-          <w:ilvl w:val="0"/>
-          <w:numId w:val="20"/>
-        </w:numPr>
-        <w:ind w:left="840" w:leftChars="200" w:hanging="420" w:firstLineChars="0"/>
-        <w:jc w:val="both"/>
-        <w:rPr>
-          <w:rFonts w:asciiTheme="minorHAnsi" w:hAnsiTheme="minorHAnsi" w:eastAsiaTheme="minorEastAsia" w:cstheme="minorBidi"/>
-          <w:kern w:val="2"/>
-          <w:sz w:val="21"/>
-          <w:szCs w:val="24"/>
-          <w:lang w:val="en-US" w:eastAsia="zh-CN" w:bidi="ar-SA"/>
-        </w:rPr>
-      </w:pPr>
-      <w:r>
-        <w:rPr>
-          <w:rFonts w:asciiTheme="minorHAnsi" w:hAnsiTheme="minorHAnsi" w:eastAsiaTheme="minorEastAsia" w:cstheme="minorBidi"/>
-          <w:kern w:val="2"/>
-          <w:sz w:val="21"/>
-          <w:szCs w:val="24"/>
-          <w:lang w:val="en-US" w:eastAsia="zh-CN" w:bidi="ar-SA"/>
-        </w:rPr>
-        <w:t>正确管理信号间谍的计数状态</w:t>
-      </w:r>
-    </w:p>
-    <w:p>
-      <w:pPr>
-        <w:widowControl w:val="0"/>
-        <w:ind w:left="0" w:leftChars="0" w:firstLine="0" w:firstLineChars="0"/>
-        <w:jc w:val="both"/>
-        <w:rPr>
-          <w:rFonts w:hint="eastAsia" w:asciiTheme="minorHAnsi" w:hAnsiTheme="minorHAnsi" w:eastAsiaTheme="minorEastAsia" w:cstheme="minorBidi"/>
-          <w:b/>
-          <w:kern w:val="2"/>
-          <w:sz w:val="21"/>
-          <w:szCs w:val="24"/>
-          <w:lang w:val="en-US" w:eastAsia="zh-CN" w:bidi="ar-SA"/>
-        </w:rPr>
-      </w:pPr>
-      <w:r>
-        <w:rPr>
-          <w:rFonts w:hint="eastAsia" w:asciiTheme="minorHAnsi" w:hAnsiTheme="minorHAnsi" w:eastAsiaTheme="minorEastAsia" w:cstheme="minorBidi"/>
-          <w:b/>
-          <w:kern w:val="2"/>
-          <w:sz w:val="21"/>
-          <w:szCs w:val="24"/>
-          <w:lang w:val="en-US" w:eastAsia="zh-CN" w:bidi="ar-SA"/>
-        </w:rPr>
-        <w:t>2.4 程序退出时崩溃</w:t>
-      </w:r>
-    </w:p>
-    <w:p>
-      <w:pPr>
-        <w:widowControl w:val="0"/>
-        <w:ind w:left="0" w:leftChars="0"/>
-        <w:jc w:val="both"/>
-        <w:rPr>
-          <w:rFonts w:hint="eastAsia" w:asciiTheme="minorHAnsi" w:hAnsiTheme="minorHAnsi" w:eastAsiaTheme="minorEastAsia" w:cstheme="minorBidi"/>
-          <w:kern w:val="2"/>
-          <w:sz w:val="21"/>
-          <w:szCs w:val="24"/>
-          <w:lang w:val="en-US" w:eastAsia="zh-CN" w:bidi="ar-SA"/>
-        </w:rPr>
-      </w:pPr>
-      <w:r>
-        <w:rPr>
-          <w:rFonts w:hint="eastAsia" w:asciiTheme="minorHAnsi" w:hAnsiTheme="minorHAnsi" w:eastAsiaTheme="minorEastAsia" w:cstheme="minorBidi"/>
-          <w:kern w:val="2"/>
-          <w:sz w:val="21"/>
-          <w:szCs w:val="24"/>
-          <w:lang w:val="en-US" w:eastAsia="zh-CN" w:bidi="ar-SA"/>
-        </w:rPr>
-        <w:t>问题：程序退出时，PageFactory和PageStack析构函数尝试在QApplication销毁后清理Qt对象</w:t>
-      </w:r>
-    </w:p>
-    <w:p>
-      <w:pPr>
-        <w:widowControl w:val="0"/>
-        <w:numPr>
-          <w:ilvl w:val="0"/>
-          <w:numId w:val="20"/>
-        </w:numPr>
-        <w:ind w:left="420" w:leftChars="0" w:hanging="420" w:firstLineChars="0"/>
-        <w:jc w:val="both"/>
-        <w:rPr>
-          <w:rFonts w:asciiTheme="minorHAnsi" w:hAnsiTheme="minorHAnsi" w:eastAsiaTheme="minorEastAsia" w:cstheme="minorBidi"/>
-          <w:kern w:val="2"/>
-          <w:sz w:val="21"/>
-          <w:szCs w:val="24"/>
-          <w:lang w:val="en-US" w:eastAsia="zh-CN" w:bidi="ar-SA"/>
-        </w:rPr>
-      </w:pPr>
-      <w:r>
-        <w:rPr>
-          <w:rFonts w:asciiTheme="minorHAnsi" w:hAnsiTheme="minorHAnsi" w:eastAsiaTheme="minorEastAsia" w:cstheme="minorBidi"/>
-          <w:kern w:val="2"/>
-          <w:sz w:val="21"/>
-          <w:szCs w:val="24"/>
-          <w:lang w:val="en-US" w:eastAsia="zh-CN" w:bidi="ar-SA"/>
-        </w:rPr>
-        <w:t>解决：</w:t>
-      </w:r>
-    </w:p>
-    <w:p>
-      <w:pPr>
-        <w:widowControl w:val="0"/>
-        <w:numPr>
-          <w:ilvl w:val="0"/>
-          <w:numId w:val="21"/>
-        </w:numPr>
-        <w:ind w:left="840" w:leftChars="200" w:hanging="420" w:firstLineChars="0"/>
-        <w:jc w:val="both"/>
-        <w:rPr>
-          <w:rFonts w:asciiTheme="minorHAnsi" w:hAnsiTheme="minorHAnsi" w:eastAsiaTheme="minorEastAsia" w:cstheme="minorBidi"/>
-          <w:kern w:val="2"/>
-          <w:sz w:val="21"/>
-          <w:szCs w:val="24"/>
-          <w:lang w:val="en-US" w:eastAsia="zh-CN" w:bidi="ar-SA"/>
-        </w:rPr>
-      </w:pPr>
-      <w:r>
-        <w:rPr>
-          <w:rFonts w:asciiTheme="minorHAnsi" w:hAnsiTheme="minorHAnsi" w:eastAsiaTheme="minorEastAsia" w:cstheme="minorBidi"/>
-          <w:kern w:val="2"/>
-          <w:sz w:val="21"/>
-          <w:szCs w:val="24"/>
-          <w:lang w:val="en-US" w:eastAsia="zh-CN" w:bidi="ar-SA"/>
-        </w:rPr>
-        <w:t>在析构函数中添加QApplication存在性检查</w:t>
-      </w:r>
-    </w:p>
-    <w:p>
-      <w:pPr>
-        <w:widowControl w:val="0"/>
-        <w:numPr>
-          <w:ilvl w:val="0"/>
-          <w:numId w:val="21"/>
-        </w:numPr>
-        <w:ind w:left="840" w:leftChars="200" w:hanging="420" w:firstLineChars="0"/>
-        <w:jc w:val="both"/>
-        <w:rPr>
-          <w:rFonts w:asciiTheme="minorHAnsi" w:hAnsiTheme="minorHAnsi" w:eastAsiaTheme="minorEastAsia" w:cstheme="minorBidi"/>
-          <w:kern w:val="2"/>
-          <w:sz w:val="21"/>
-          <w:szCs w:val="24"/>
-          <w:lang w:val="en-US" w:eastAsia="zh-CN" w:bidi="ar-SA"/>
-        </w:rPr>
-      </w:pPr>
-      <w:r>
-        <w:rPr>
-          <w:rFonts w:asciiTheme="minorHAnsi" w:hAnsiTheme="minorHAnsi" w:eastAsiaTheme="minorEastAsia" w:cstheme="minorBidi"/>
-          <w:kern w:val="2"/>
-          <w:sz w:val="21"/>
-          <w:szCs w:val="24"/>
-          <w:lang w:val="en-US" w:eastAsia="zh-CN" w:bidi="ar-SA"/>
-        </w:rPr>
-        <w:t>程序退出时不执行Qt对象清理</w:t>
-      </w:r>
-    </w:p>
-    <w:p>
-      <w:pPr>
-        <w:widowControl w:val="0"/>
-        <w:numPr>
-          <w:ilvl w:val="0"/>
-          <w:numId w:val="21"/>
-        </w:numPr>
-        <w:ind w:left="840" w:leftChars="200" w:hanging="420" w:firstLineChars="0"/>
-        <w:jc w:val="both"/>
-        <w:rPr>
-          <w:rFonts w:asciiTheme="minorHAnsi" w:hAnsiTheme="minorHAnsi" w:eastAsiaTheme="minorEastAsia" w:cstheme="minorBidi"/>
-          <w:kern w:val="2"/>
-          <w:sz w:val="21"/>
-          <w:szCs w:val="24"/>
-          <w:lang w:val="en-US" w:eastAsia="zh-CN" w:bidi="ar-SA"/>
-        </w:rPr>
-      </w:pPr>
-      <w:r>
-        <w:rPr>
-          <w:rFonts w:asciiTheme="minorHAnsi" w:hAnsiTheme="minorHAnsi" w:eastAsiaTheme="minorEastAsia" w:cstheme="minorBidi"/>
-          <w:kern w:val="2"/>
-          <w:sz w:val="21"/>
-          <w:szCs w:val="24"/>
-          <w:lang w:val="en-US" w:eastAsia="zh-CN" w:bidi="ar-SA"/>
-        </w:rPr>
-        <w:t>让操作系统在程序退出时回收内存</w:t>
-      </w:r>
+    </w:p>
+    <w:p>
+      <w:pPr>
+        <w:widowControl w:val="0"/>
+        <w:numPr>
+          <w:ilvl w:val="0"/>
+          <w:numId w:val="0"/>
+        </w:numPr>
+        <w:ind w:leftChars="200"/>
+        <w:jc w:val="both"/>
+        <w:rPr>
+          <w:rFonts w:hint="default" w:asciiTheme="minorHAnsi" w:hAnsiTheme="minorHAnsi" w:eastAsiaTheme="minorEastAsia" w:cstheme="minorBidi"/>
+          <w:kern w:val="2"/>
+          <w:sz w:val="21"/>
+          <w:szCs w:val="24"/>
+          <w:lang w:val="en-US" w:eastAsia="zh-CN" w:bidi="ar-SA"/>
+        </w:rPr>
+      </w:pPr>
     </w:p>
     <w:p>
       <w:pPr>
@@ -4344,6 +5160,155 @@
     </w:lvl>
   </w:abstractNum>
   <w:abstractNum w:abstractNumId="13">
+    <w:nsid w:val="04977F9F"/>
+    <w:multiLevelType w:val="multilevel"/>
+    <w:tmpl w:val="04977F9F"/>
+    <w:lvl w:ilvl="0" w:tentative="0">
+      <w:start w:val="1"/>
+      <w:numFmt w:val="decimal"/>
+      <w:lvlText w:val="%1."/>
+      <w:lvlJc w:val="left"/>
+      <w:pPr>
+        <w:tabs>
+          <w:tab w:val="left" w:pos="720"/>
+        </w:tabs>
+        <w:ind w:left="720" w:hanging="360"/>
+      </w:pPr>
+      <w:rPr>
+        <w:sz w:val="24"/>
+        <w:szCs w:val="24"/>
+      </w:rPr>
+    </w:lvl>
+    <w:lvl w:ilvl="1" w:tentative="0">
+      <w:start w:val="1"/>
+      <w:numFmt w:val="decimal"/>
+      <w:lvlText w:val="%2."/>
+      <w:lvlJc w:val="left"/>
+      <w:pPr>
+        <w:tabs>
+          <w:tab w:val="left" w:pos="1440"/>
+        </w:tabs>
+        <w:ind w:left="1440" w:hanging="360"/>
+      </w:pPr>
+      <w:rPr>
+        <w:sz w:val="24"/>
+        <w:szCs w:val="24"/>
+      </w:rPr>
+    </w:lvl>
+    <w:lvl w:ilvl="2" w:tentative="0">
+      <w:start w:val="1"/>
+      <w:numFmt w:val="decimal"/>
+      <w:lvlText w:val="%3."/>
+      <w:lvlJc w:val="left"/>
+      <w:pPr>
+        <w:tabs>
+          <w:tab w:val="left" w:pos="2160"/>
+        </w:tabs>
+        <w:ind w:left="2160" w:hanging="360"/>
+      </w:pPr>
+      <w:rPr>
+        <w:sz w:val="24"/>
+        <w:szCs w:val="24"/>
+      </w:rPr>
+    </w:lvl>
+    <w:lvl w:ilvl="3" w:tentative="0">
+      <w:start w:val="1"/>
+      <w:numFmt w:val="decimal"/>
+      <w:lvlText w:val="%4."/>
+      <w:lvlJc w:val="left"/>
+      <w:pPr>
+        <w:tabs>
+          <w:tab w:val="left" w:pos="2517"/>
+        </w:tabs>
+        <w:ind w:left="2880" w:hanging="360"/>
+      </w:pPr>
+      <w:rPr>
+        <w:sz w:val="24"/>
+        <w:szCs w:val="24"/>
+      </w:rPr>
+    </w:lvl>
+    <w:lvl w:ilvl="4" w:tentative="0">
+      <w:start w:val="1"/>
+      <w:numFmt w:val="decimal"/>
+      <w:lvlText w:val="%5."/>
+      <w:lvlJc w:val="left"/>
+      <w:pPr>
+        <w:tabs>
+          <w:tab w:val="left" w:pos="3238"/>
+        </w:tabs>
+        <w:ind w:left="3600" w:hanging="360"/>
+      </w:pPr>
+      <w:rPr>
+        <w:sz w:val="24"/>
+        <w:szCs w:val="24"/>
+      </w:rPr>
+    </w:lvl>
+    <w:lvl w:ilvl="5" w:tentative="0">
+      <w:start w:val="1"/>
+      <w:numFmt w:val="decimal"/>
+      <w:lvlText w:val="%6."/>
+      <w:lvlJc w:val="left"/>
+      <w:pPr>
+        <w:tabs>
+          <w:tab w:val="left" w:pos="3958"/>
+        </w:tabs>
+        <w:ind w:left="4320" w:hanging="360"/>
+      </w:pPr>
+      <w:rPr>
+        <w:sz w:val="24"/>
+        <w:szCs w:val="24"/>
+      </w:rPr>
+    </w:lvl>
+    <w:lvl w:ilvl="6" w:tentative="0">
+      <w:start w:val="1"/>
+      <w:numFmt w:val="decimal"/>
+      <w:lvlText w:val="%7."/>
+      <w:lvlJc w:val="left"/>
+      <w:pPr>
+        <w:tabs>
+          <w:tab w:val="left" w:pos="4678"/>
+        </w:tabs>
+        <w:ind w:left="5040" w:hanging="360"/>
+      </w:pPr>
+      <w:rPr>
+        <w:sz w:val="24"/>
+        <w:szCs w:val="24"/>
+      </w:rPr>
+    </w:lvl>
+    <w:lvl w:ilvl="7" w:tentative="0">
+      <w:start w:val="1"/>
+      <w:numFmt w:val="decimal"/>
+      <w:lvlText w:val="%8."/>
+      <w:lvlJc w:val="left"/>
+      <w:pPr>
+        <w:tabs>
+          <w:tab w:val="left" w:pos="5398"/>
+        </w:tabs>
+        <w:ind w:left="5760" w:hanging="360"/>
+      </w:pPr>
+      <w:rPr>
+        <w:sz w:val="24"/>
+        <w:szCs w:val="24"/>
+      </w:rPr>
+    </w:lvl>
+    <w:lvl w:ilvl="8" w:tentative="0">
+      <w:start w:val="1"/>
+      <w:numFmt w:val="decimal"/>
+      <w:lvlText w:val="%9."/>
+      <w:lvlJc w:val="left"/>
+      <w:pPr>
+        <w:tabs>
+          <w:tab w:val="left" w:pos="6118"/>
+        </w:tabs>
+        <w:ind w:left="6480" w:hanging="360"/>
+      </w:pPr>
+      <w:rPr>
+        <w:sz w:val="24"/>
+        <w:szCs w:val="24"/>
+      </w:rPr>
+    </w:lvl>
+  </w:abstractNum>
+  <w:abstractNum w:abstractNumId="14">
     <w:nsid w:val="04F0077B"/>
     <w:multiLevelType w:val="singleLevel"/>
     <w:tmpl w:val="04F0077B"/>
@@ -4361,7 +5326,7 @@
       </w:rPr>
     </w:lvl>
   </w:abstractNum>
-  <w:abstractNum w:abstractNumId="14">
+  <w:abstractNum w:abstractNumId="15">
     <w:nsid w:val="128208C3"/>
     <w:multiLevelType w:val="singleLevel"/>
     <w:tmpl w:val="128208C3"/>
@@ -4379,7 +5344,7 @@
       </w:rPr>
     </w:lvl>
   </w:abstractNum>
-  <w:abstractNum w:abstractNumId="15">
+  <w:abstractNum w:abstractNumId="16">
     <w:nsid w:val="3321AF26"/>
     <w:multiLevelType w:val="singleLevel"/>
     <w:tmpl w:val="3321AF26"/>
@@ -4397,7 +5362,7 @@
       </w:rPr>
     </w:lvl>
   </w:abstractNum>
-  <w:abstractNum w:abstractNumId="16">
+  <w:abstractNum w:abstractNumId="17">
     <w:nsid w:val="48F5E944"/>
     <w:multiLevelType w:val="singleLevel"/>
     <w:tmpl w:val="48F5E944"/>
@@ -4415,7 +5380,7 @@
       </w:rPr>
     </w:lvl>
   </w:abstractNum>
-  <w:abstractNum w:abstractNumId="17">
+  <w:abstractNum w:abstractNumId="18">
     <w:nsid w:val="4B35D543"/>
     <w:multiLevelType w:val="singleLevel"/>
     <w:tmpl w:val="4B35D543"/>
@@ -4433,7 +5398,7 @@
       </w:rPr>
     </w:lvl>
   </w:abstractNum>
-  <w:abstractNum w:abstractNumId="18">
+  <w:abstractNum w:abstractNumId="19">
     <w:nsid w:val="4CB0E898"/>
     <w:multiLevelType w:val="singleLevel"/>
     <w:tmpl w:val="4CB0E898"/>
@@ -4451,7 +5416,7 @@
       </w:rPr>
     </w:lvl>
   </w:abstractNum>
-  <w:abstractNum w:abstractNumId="19">
+  <w:abstractNum w:abstractNumId="20">
     <w:nsid w:val="52E1F429"/>
     <w:multiLevelType w:val="singleLevel"/>
     <w:tmpl w:val="52E1F429"/>
@@ -4467,7 +5432,7 @@
       </w:pPr>
     </w:lvl>
   </w:abstractNum>
-  <w:abstractNum w:abstractNumId="20">
+  <w:abstractNum w:abstractNumId="21">
     <w:nsid w:val="65CD9176"/>
     <w:multiLevelType w:val="singleLevel"/>
     <w:tmpl w:val="65CD9176"/>
@@ -4485,17 +5450,166 @@
       </w:rPr>
     </w:lvl>
   </w:abstractNum>
+  <w:abstractNum w:abstractNumId="22">
+    <w:nsid w:val="786DFA50"/>
+    <w:multiLevelType w:val="multilevel"/>
+    <w:tmpl w:val="786DFA50"/>
+    <w:lvl w:ilvl="0" w:tentative="0">
+      <w:start w:val="1"/>
+      <w:numFmt w:val="decimal"/>
+      <w:lvlText w:val="%1."/>
+      <w:lvlJc w:val="left"/>
+      <w:pPr>
+        <w:tabs>
+          <w:tab w:val="left" w:pos="720"/>
+        </w:tabs>
+        <w:ind w:left="720" w:hanging="360"/>
+      </w:pPr>
+      <w:rPr>
+        <w:sz w:val="24"/>
+        <w:szCs w:val="24"/>
+      </w:rPr>
+    </w:lvl>
+    <w:lvl w:ilvl="1" w:tentative="0">
+      <w:start w:val="1"/>
+      <w:numFmt w:val="decimal"/>
+      <w:lvlText w:val="%2."/>
+      <w:lvlJc w:val="left"/>
+      <w:pPr>
+        <w:tabs>
+          <w:tab w:val="left" w:pos="1440"/>
+        </w:tabs>
+        <w:ind w:left="1440" w:hanging="360"/>
+      </w:pPr>
+      <w:rPr>
+        <w:sz w:val="24"/>
+        <w:szCs w:val="24"/>
+      </w:rPr>
+    </w:lvl>
+    <w:lvl w:ilvl="2" w:tentative="0">
+      <w:start w:val="1"/>
+      <w:numFmt w:val="decimal"/>
+      <w:lvlText w:val="%3."/>
+      <w:lvlJc w:val="left"/>
+      <w:pPr>
+        <w:tabs>
+          <w:tab w:val="left" w:pos="2160"/>
+        </w:tabs>
+        <w:ind w:left="2160" w:hanging="360"/>
+      </w:pPr>
+      <w:rPr>
+        <w:sz w:val="24"/>
+        <w:szCs w:val="24"/>
+      </w:rPr>
+    </w:lvl>
+    <w:lvl w:ilvl="3" w:tentative="0">
+      <w:start w:val="1"/>
+      <w:numFmt w:val="decimal"/>
+      <w:lvlText w:val="%4."/>
+      <w:lvlJc w:val="left"/>
+      <w:pPr>
+        <w:tabs>
+          <w:tab w:val="left" w:pos="2517"/>
+        </w:tabs>
+        <w:ind w:left="2880" w:hanging="360"/>
+      </w:pPr>
+      <w:rPr>
+        <w:sz w:val="24"/>
+        <w:szCs w:val="24"/>
+      </w:rPr>
+    </w:lvl>
+    <w:lvl w:ilvl="4" w:tentative="0">
+      <w:start w:val="1"/>
+      <w:numFmt w:val="decimal"/>
+      <w:lvlText w:val="%5."/>
+      <w:lvlJc w:val="left"/>
+      <w:pPr>
+        <w:tabs>
+          <w:tab w:val="left" w:pos="3238"/>
+        </w:tabs>
+        <w:ind w:left="3600" w:hanging="360"/>
+      </w:pPr>
+      <w:rPr>
+        <w:sz w:val="24"/>
+        <w:szCs w:val="24"/>
+      </w:rPr>
+    </w:lvl>
+    <w:lvl w:ilvl="5" w:tentative="0">
+      <w:start w:val="1"/>
+      <w:numFmt w:val="decimal"/>
+      <w:lvlText w:val="%6."/>
+      <w:lvlJc w:val="left"/>
+      <w:pPr>
+        <w:tabs>
+          <w:tab w:val="left" w:pos="3958"/>
+        </w:tabs>
+        <w:ind w:left="4320" w:hanging="360"/>
+      </w:pPr>
+      <w:rPr>
+        <w:sz w:val="24"/>
+        <w:szCs w:val="24"/>
+      </w:rPr>
+    </w:lvl>
+    <w:lvl w:ilvl="6" w:tentative="0">
+      <w:start w:val="1"/>
+      <w:numFmt w:val="decimal"/>
+      <w:lvlText w:val="%7."/>
+      <w:lvlJc w:val="left"/>
+      <w:pPr>
+        <w:tabs>
+          <w:tab w:val="left" w:pos="4678"/>
+        </w:tabs>
+        <w:ind w:left="5040" w:hanging="360"/>
+      </w:pPr>
+      <w:rPr>
+        <w:sz w:val="24"/>
+        <w:szCs w:val="24"/>
+      </w:rPr>
+    </w:lvl>
+    <w:lvl w:ilvl="7" w:tentative="0">
+      <w:start w:val="1"/>
+      <w:numFmt w:val="decimal"/>
+      <w:lvlText w:val="%8."/>
+      <w:lvlJc w:val="left"/>
+      <w:pPr>
+        <w:tabs>
+          <w:tab w:val="left" w:pos="5398"/>
+        </w:tabs>
+        <w:ind w:left="5760" w:hanging="360"/>
+      </w:pPr>
+      <w:rPr>
+        <w:sz w:val="24"/>
+        <w:szCs w:val="24"/>
+      </w:rPr>
+    </w:lvl>
+    <w:lvl w:ilvl="8" w:tentative="0">
+      <w:start w:val="1"/>
+      <w:numFmt w:val="decimal"/>
+      <w:lvlText w:val="%9."/>
+      <w:lvlJc w:val="left"/>
+      <w:pPr>
+        <w:tabs>
+          <w:tab w:val="left" w:pos="6118"/>
+        </w:tabs>
+        <w:ind w:left="6480" w:hanging="360"/>
+      </w:pPr>
+      <w:rPr>
+        <w:sz w:val="24"/>
+        <w:szCs w:val="24"/>
+      </w:rPr>
+    </w:lvl>
+  </w:abstractNum>
   <w:num w:numId="1">
     <w:abstractNumId w:val="7"/>
   </w:num>
   <w:num w:numId="2">
-    <w:abstractNumId w:val="19"/>
+    <w:abstractNumId w:val="20"/>
   </w:num>
   <w:num w:numId="3">
     <w:abstractNumId w:val="8"/>
   </w:num>
   <w:num w:numId="4">
-    <w:abstractNumId w:val="15"/>
+    <w:abstractNumId w:val="16"/>
   </w:num>
   <w:num w:numId="5">
     <w:abstractNumId w:val="4"/>
@@ -4504,7 +5618,7 @@
     <w:abstractNumId w:val="9"/>
   </w:num>
   <w:num w:numId="7">
-    <w:abstractNumId w:val="16"/>
+    <w:abstractNumId w:val="17"/>
   </w:num>
   <w:num w:numId="8">
     <w:abstractNumId w:val="0"/>
@@ -4519,22 +5633,22 @@
     <w:abstractNumId w:val="12"/>
   </w:num>
   <w:num w:numId="12">
-    <w:abstractNumId w:val="13"/>
+    <w:abstractNumId w:val="14"/>
   </w:num>
   <w:num w:numId="13">
-    <w:abstractNumId w:val="18"/>
+    <w:abstractNumId w:val="19"/>
   </w:num>
   <w:num w:numId="14">
     <w:abstractNumId w:val="5"/>
   </w:num>
   <w:num w:numId="15">
-    <w:abstractNumId w:val="20"/>
+    <w:abstractNumId w:val="21"/>
   </w:num>
   <w:num w:numId="16">
-    <w:abstractNumId w:val="14"/>
+    <w:abstractNumId w:val="15"/>
   </w:num>
   <w:num w:numId="17">
-    <w:abstractNumId w:val="17"/>
+    <w:abstractNumId w:val="18"/>
   </w:num>
   <w:num w:numId="18">
     <w:abstractNumId w:val="1"/>
@@ -4547,6 +5661,12 @@
   </w:num>
   <w:num w:numId="21">
     <w:abstractNumId w:val="3"/>
+  </w:num>
+  <w:num w:numId="22">
+    <w:abstractNumId w:val="13"/>
+  </w:num>
+  <w:num w:numId="23">
+    <w:abstractNumId w:val="22"/>
   </w:num>
 </w:numbering>
 </file>
@@ -4654,7 +5774,7 @@
     <w:lsdException w:unhideWhenUsed="0" w:uiPriority="0" w:semiHidden="0" w:name="Document Map"/>
     <w:lsdException w:unhideWhenUsed="0" w:uiPriority="0" w:semiHidden="0" w:name="Plain Text"/>
     <w:lsdException w:unhideWhenUsed="0" w:uiPriority="0" w:semiHidden="0" w:name="E-mail Signature"/>
-    <w:lsdException w:unhideWhenUsed="0" w:uiPriority="0" w:semiHidden="0" w:name="Normal (Web)"/>
+    <w:lsdException w:qFormat="1" w:unhideWhenUsed="0" w:uiPriority="0" w:semiHidden="0" w:name="Normal (Web)"/>
     <w:lsdException w:unhideWhenUsed="0" w:uiPriority="0" w:semiHidden="0" w:name="HTML Acronym"/>
     <w:lsdException w:unhideWhenUsed="0" w:uiPriority="0" w:semiHidden="0" w:name="HTML Address"/>
     <w:lsdException w:unhideWhenUsed="0" w:uiPriority="0" w:semiHidden="0" w:name="HTML Cite"/>
@@ -4891,12 +6011,12 @@
       <w:lang w:val="en-US" w:eastAsia="zh-CN" w:bidi="ar"/>
     </w:rPr>
   </w:style>
-  <w:style w:type="character" w:default="1" w:styleId="6">
+  <w:style w:type="character" w:default="1" w:styleId="7">
     <w:name w:val="Default Paragraph Font"/>
     <w:semiHidden/>
     <w:uiPriority w:val="0"/>
   </w:style>
-  <w:style w:type="table" w:default="1" w:styleId="5">
+  <w:style w:type="table" w:default="1" w:styleId="6">
     <w:name w:val="Normal Table"/>
     <w:semiHidden/>
     <w:uiPriority w:val="0"/>
@@ -4909,18 +6029,34 @@
       </w:tblCellMar>
     </w:tblPr>
   </w:style>
-  <w:style w:type="character" w:styleId="7">
+  <w:style w:type="paragraph" w:styleId="5">
+    <w:name w:val="Normal (Web)"/>
+    <w:basedOn w:val="1"/>
+    <w:qFormat/>
+    <w:uiPriority w:val="0"/>
+    <w:pPr>
+      <w:spacing w:before="0" w:beforeAutospacing="1" w:after="0" w:afterAutospacing="1"/>
+      <w:ind w:left="0" w:right="0"/>
+      <w:jc w:val="left"/>
+    </w:pPr>
+    <w:rPr>
+      <w:kern w:val="0"/>
+      <w:sz w:val="24"/>
+      <w:lang w:val="en-US" w:eastAsia="zh-CN" w:bidi="ar"/>
+    </w:rPr>
+  </w:style>
+  <w:style w:type="character" w:styleId="8">
     <w:name w:val="Strong"/>
-    <w:basedOn w:val="6"/>
+    <w:basedOn w:val="7"/>
     <w:qFormat/>
     <w:uiPriority w:val="0"/>
     <w:rPr>
       <w:b/>
     </w:rPr>
   </w:style>
-  <w:style w:type="character" w:styleId="8">
+  <w:style w:type="character" w:styleId="9">
     <w:name w:val="HTML Code"/>
-    <w:basedOn w:val="6"/>
+    <w:basedOn w:val="7"/>
     <w:qFormat/>
     <w:uiPriority w:val="0"/>
     <w:rPr>

--- a/项目出现的问题以及总结.docx
+++ b/项目出现的问题以及总结.docx
@@ -4879,41 +4879,137 @@
           </wp:inline>
         </w:drawing>
       </w:r>
+    </w:p>
+    <w:p>
+      <w:pPr>
+        <w:widowControl w:val="0"/>
+        <w:numPr>
+          <w:ilvl w:val="0"/>
+          <w:numId w:val="0"/>
+        </w:numPr>
+        <w:ind w:leftChars="200"/>
+        <w:jc w:val="both"/>
+        <w:rPr>
+          <w:rFonts w:hint="default" w:asciiTheme="minorHAnsi" w:hAnsiTheme="minorHAnsi" w:eastAsiaTheme="minorEastAsia" w:cstheme="minorBidi"/>
+          <w:kern w:val="2"/>
+          <w:sz w:val="21"/>
+          <w:szCs w:val="24"/>
+          <w:lang w:val="en-US" w:eastAsia="zh-CN" w:bidi="ar-SA"/>
+        </w:rPr>
+      </w:pPr>
+    </w:p>
+    <w:p>
+      <w:pPr>
+        <w:widowControl w:val="0"/>
+        <w:numPr>
+          <w:ilvl w:val="0"/>
+          <w:numId w:val="0"/>
+        </w:numPr>
+        <w:ind w:leftChars="200"/>
+        <w:jc w:val="both"/>
+        <w:rPr>
+          <w:rFonts w:hint="default"/>
+          <w:lang w:val="en-US" w:eastAsia="zh-CN"/>
+        </w:rPr>
+      </w:pPr>
+    </w:p>
+    <w:p>
+      <w:pPr>
+        <w:widowControl w:val="0"/>
+        <w:numPr>
+          <w:ilvl w:val="0"/>
+          <w:numId w:val="0"/>
+        </w:numPr>
+        <w:ind w:leftChars="200"/>
+        <w:jc w:val="both"/>
+        <w:rPr>
+          <w:rFonts w:hint="default"/>
+          <w:lang w:val="en-US" w:eastAsia="zh-CN"/>
+        </w:rPr>
+      </w:pPr>
+      <w:r>
+        <w:rPr>
+          <w:rFonts w:hint="default"/>
+          <w:lang w:val="en-US" w:eastAsia="zh-CN"/>
+        </w:rPr>
+        <w:t>C++ 构造函数中调用虚函数是危险的：当 BaseWidget 构造函数执行时，LoginPage 部分尚未构造完成，虚函数表指向的是 BaseWidget 的版本，所以 setupLayout() 调用的是基类的空实现，而不是 LoginPage::setupLayout()。</w:t>
+      </w:r>
+    </w:p>
+    <w:p>
+      <w:pPr>
+        <w:widowControl w:val="0"/>
+        <w:numPr>
+          <w:ilvl w:val="0"/>
+          <w:numId w:val="0"/>
+        </w:numPr>
+        <w:ind w:leftChars="200"/>
+        <w:jc w:val="both"/>
+        <w:rPr>
+          <w:rFonts w:hint="default"/>
+          <w:lang w:val="en-US" w:eastAsia="zh-CN"/>
+        </w:rPr>
+      </w:pPr>
+    </w:p>
+    <w:p>
+      <w:pPr>
+        <w:widowControl w:val="0"/>
+        <w:numPr>
+          <w:ilvl w:val="0"/>
+          <w:numId w:val="0"/>
+        </w:numPr>
+        <w:ind w:leftChars="200"/>
+        <w:jc w:val="both"/>
+        <w:rPr>
+          <w:rFonts w:hint="default"/>
+          <w:lang w:val="en-US" w:eastAsia="zh-CN"/>
+        </w:rPr>
+      </w:pPr>
+      <w:r>
+        <w:rPr>
+          <w:rFonts w:hint="default"/>
+          <w:lang w:val="en-US" w:eastAsia="zh-CN"/>
+        </w:rPr>
+        <w:t>UI 控件未初始化：因为 LoginPage::setupLayout() 没有执行，m_usernameEdit、m_passwordEdit 等控件都是 nullptr。</w:t>
+      </w:r>
+    </w:p>
+    <w:p>
+      <w:pPr>
+        <w:widowControl w:val="0"/>
+        <w:numPr>
+          <w:ilvl w:val="0"/>
+          <w:numId w:val="0"/>
+        </w:numPr>
+        <w:ind w:leftChars="200"/>
+        <w:jc w:val="both"/>
+        <w:rPr>
+          <w:rFonts w:hint="default"/>
+          <w:lang w:val="en-US" w:eastAsia="zh-CN"/>
+        </w:rPr>
+      </w:pPr>
+    </w:p>
+    <w:p>
+      <w:pPr>
+        <w:widowControl w:val="0"/>
+        <w:numPr>
+          <w:ilvl w:val="0"/>
+          <w:numId w:val="0"/>
+        </w:numPr>
+        <w:ind w:leftChars="200"/>
+        <w:jc w:val="both"/>
+        <w:rPr>
+          <w:rFonts w:hint="default"/>
+          <w:lang w:val="en-US" w:eastAsia="zh-CN"/>
+        </w:rPr>
+      </w:pPr>
+      <w:r>
+        <w:rPr>
+          <w:rFonts w:hint="default"/>
+          <w:lang w:val="en-US" w:eastAsia="zh-CN"/>
+        </w:rPr>
+        <w:t>空指针访问：onPageShow() 中尝试访问 m_usernameEdit-&gt;setFocus() 导致崩溃。</w:t>
+      </w:r>
       <w:bookmarkStart w:id="0" w:name="_GoBack"/>
       <w:bookmarkEnd w:id="0"/>
-    </w:p>
-    <w:p>
-      <w:pPr>
-        <w:widowControl w:val="0"/>
-        <w:numPr>
-          <w:ilvl w:val="0"/>
-          <w:numId w:val="0"/>
-        </w:numPr>
-        <w:ind w:leftChars="200"/>
-        <w:jc w:val="both"/>
-        <w:rPr>
-          <w:rFonts w:hint="default" w:asciiTheme="minorHAnsi" w:hAnsiTheme="minorHAnsi" w:eastAsiaTheme="minorEastAsia" w:cstheme="minorBidi"/>
-          <w:kern w:val="2"/>
-          <w:sz w:val="21"/>
-          <w:szCs w:val="24"/>
-          <w:lang w:val="en-US" w:eastAsia="zh-CN" w:bidi="ar-SA"/>
-        </w:rPr>
-      </w:pPr>
-    </w:p>
-    <w:p>
-      <w:pPr>
-        <w:widowControl w:val="0"/>
-        <w:numPr>
-          <w:ilvl w:val="0"/>
-          <w:numId w:val="0"/>
-        </w:numPr>
-        <w:ind w:leftChars="200"/>
-        <w:jc w:val="both"/>
-        <w:rPr>
-          <w:rFonts w:hint="default"/>
-          <w:lang w:val="en-US" w:eastAsia="zh-CN"/>
-        </w:rPr>
-      </w:pPr>
     </w:p>
     <w:sectPr>
       <w:pgSz w:w="11906" w:h="16838"/>
